--- a/docs/老師說明報告.docx
+++ b/docs/老師說明報告.docx
@@ -4,7 +4,7 @@
   <w:body>
     <w:p>
       <w:pPr>
-        <w:pStyle w:val="Title"/>
+        <w:pStyle w:val="Heading1"/>
       </w:pPr>
       <w:r>
         <w:t>臺灣／美國選情預測 FYP——進度報告（給老師）</w:t>
@@ -63,7 +63,7 @@
     </w:p>
     <w:p>
       <w:pPr>
-        <w:ind w:left="283"/>
+        <w:ind w:left="360"/>
       </w:pPr>
       <w:r>
         <w:rPr>
@@ -112,8 +112,13 @@
       </w:r>
     </w:p>
     <w:p>
+      <w:r>
+        <w:t>---</w:t>
+      </w:r>
+    </w:p>
+    <w:p>
       <w:pPr>
-        <w:pStyle w:val="Heading1"/>
+        <w:pStyle w:val="Heading2"/>
       </w:pPr>
       <w:r>
         <w:t>目錄（閱讀順序）</w:t>
@@ -156,7 +161,7 @@
         <w:pStyle w:val="ListNumber"/>
       </w:pPr>
       <w:r>
-        <w:t>預測結果（家族 A／美國 Core）——</w:t>
+        <w:t>預測結果（核心設定／美國 Core）——</w:t>
       </w:r>
       <w:r>
         <w:rPr>
@@ -200,7 +205,16 @@
         <w:t>主數字釘死（勿混報）：</w:t>
       </w:r>
       <w:r>
-        <w:t xml:space="preserve"> 臺灣家族 A PreviousShare 平均 OOT MAE </w:t>
+        <w:t xml:space="preserve"> 臺灣</w:t>
+      </w:r>
+      <w:r>
+        <w:rPr>
+          <w:b/>
+        </w:rPr>
+        <w:t>核心設定（Core specification；舊稱「家族 A」）</w:t>
+      </w:r>
+      <w:r>
+        <w:t xml:space="preserve"> PreviousShare 平均 OOT MAE </w:t>
       </w:r>
       <w:r>
         <w:rPr>
@@ -240,135 +254,8 @@
       </w:r>
     </w:p>
     <w:p>
-      <w:pPr>
-        <w:pStyle w:val="Heading1"/>
-      </w:pPr>
-      <w:r>
-        <w:t>1. 緒論</w:t>
-      </w:r>
-    </w:p>
-    <w:p>
-      <w:r>
-        <w:t>本專案回應《US–Taiwan Election Forecasting FYP》指南中的核心問題：在</w:t>
-      </w:r>
-      <w:r>
-        <w:rPr>
-          <w:b/>
-        </w:rPr>
-        <w:t>真實開票面板</w:t>
-      </w:r>
-      <w:r>
-        <w:t>與</w:t>
-      </w:r>
-      <w:r>
-        <w:rPr>
-          <w:b/>
-        </w:rPr>
-        <w:t>只用更早選舉訓練</w:t>
-      </w:r>
-      <w:r>
-        <w:t>的時間外推設定下，區域得票率能否被可靠預測，以及哪些可觀察特徵具有</w:t>
-      </w:r>
-      <w:r>
-        <w:rPr>
-          <w:b/>
-        </w:rPr>
-        <w:t>樣本外</w:t>
-      </w:r>
-      <w:r>
-        <w:t xml:space="preserve">貢獻（見專案 </w:t>
-      </w:r>
-      <w:r>
-        <w:rPr>
-          <w:rFonts w:ascii="Noto Sans Mono" w:hAnsi="Noto Sans Mono"/>
-          <w:sz w:val="18"/>
-        </w:rPr>
-        <w:t>docs/GUIDE_ANSWERS.md</w:t>
-      </w:r>
-      <w:r>
-        <w:t>）。這與「即時口號式勝選預測」不同：學術預報傳統強調歷史先驗、基本面與（若有）民調更新的結合，例如動態貝葉斯州級模型以歷史結構為早期先驗、近投票日再納入民調（Linzer, 2013），以及全國層級的執政滿意度／經濟／任期模型（Abramowitz 的 Time-for-Change 系列；Erikson &amp; Wlezien 對民調「時間線」的整理）。</w:t>
-      </w:r>
-    </w:p>
-    <w:p>
-      <w:r>
-        <w:t>臺灣與美國同屬</w:t>
-      </w:r>
-      <w:r>
-        <w:rPr>
-          <w:b/>
-        </w:rPr>
-        <w:t>強地理黨派慣性</w:t>
-      </w:r>
-      <w:r>
-        <w:t>的政治體系：縣市／郡級過去得票往往吸收了大量緩慢變動的社經與認同資訊。因此，本專案的第一條誠實假設是——</w:t>
-      </w:r>
-      <w:r>
-        <w:rPr>
-          <w:b/>
-        </w:rPr>
-        <w:t>上屆得票份額（PreviousShare）可能難被簡單社經特徵打敗</w:t>
-      </w:r>
-      <w:r>
-        <w:t>；若教育、經濟或媒體變數要宣稱「更重要」，必須在 OOT 或可重現的全國對照中拿出 ΔMAE／置換重要性，而不是只看相關係數。社交媒體情緒作為預測特徵時，回顧文獻亦警告單靠社群訊號多數難穩定勝過簡單基準（Brito et al., 2021）。</w:t>
-      </w:r>
-    </w:p>
-    <w:p>
-      <w:r>
-        <w:t>本報告依老師建議重組：</w:t>
-      </w:r>
-      <w:r>
-        <w:rPr>
-          <w:b/>
-        </w:rPr>
-        <w:t>先</w:t>
-      </w:r>
-      <w:r>
-        <w:t>做描述與三因素（教育／經濟／媒體）重要性分析（第 4 節），</w:t>
-      </w:r>
-      <w:r>
-        <w:rPr>
-          <w:b/>
-        </w:rPr>
-        <w:t>再</w:t>
-      </w:r>
-      <w:r>
-        <w:t>報告家族 A／美國 Core 預測結果（第 5 節）。美台維持</w:t>
-      </w:r>
-      <w:r>
-        <w:rPr>
-          <w:b/>
-        </w:rPr>
-        <w:t>同一資料概念層</w:t>
-      </w:r>
-      <w:r>
-        <w:t>（歷史票、滯後社經、全國民調／政綱／基本面／媒體 Extension），缺項兩邊對稱標明，且</w:t>
-      </w:r>
-      <w:r>
-        <w:rPr>
-          <w:b/>
-        </w:rPr>
-        <w:t>不申請</w:t>
-      </w:r>
-      <w:r>
-        <w:t xml:space="preserve"> TEDS／ANES 微資料——改以公開 PROXY 並在限制章寫清（見第 7 節）。空間／轉移／Conformal 誠實框住見第 6 節（詳本 </w:t>
-      </w:r>
-      <w:r>
-        <w:rPr>
-          <w:rFonts w:ascii="Noto Sans Mono" w:hAnsi="Noto Sans Mono"/>
-          <w:sz w:val="18"/>
-        </w:rPr>
-        <w:t>docs/RQ2_RQ3_RQ4_誠實框住.md</w:t>
-      </w:r>
-      <w:r>
-        <w:t>）。</w:t>
-      </w:r>
-    </w:p>
-    <w:p>
-      <w:pPr>
-        <w:pStyle w:val="Heading1"/>
-      </w:pPr>
-      <w:r>
-        <w:t>2. 文獻回顧</w:t>
+      <w:r>
+        <w:t>---</w:t>
       </w:r>
     </w:p>
     <w:p>
@@ -376,39 +263,128 @@
         <w:pStyle w:val="Heading2"/>
       </w:pPr>
       <w:r>
-        <w:t>2.1 預測線：歷史先驗、基本面與民調</w:t>
+        <w:t>1. 緒論</w:t>
       </w:r>
     </w:p>
     <w:p>
       <w:r>
-        <w:t>選舉預報可粗分為「基本面／結構」與「民調更新」兩條支線。Linzer (2013) 的動態貝葉斯架構顯示：選季早期模型更依賴歷史與結構，接近投票日時州級民調權重上升。Abramowitz 的 Time-for-Change 模型以總統支持度、經濟成長與執政年期預測全國／州級結果，說明</w:t>
+        <w:t>本專案回應《US–Taiwan Election Forecasting FYP》指南中的核心問題：在</w:t>
       </w:r>
       <w:r>
         <w:rPr>
           <w:b/>
         </w:rPr>
-        <w:t>總體經濟與執政評價</w:t>
-      </w:r>
-      <w:r>
-        <w:t>在全國層級具預測角色，但通常</w:t>
+        <w:t>真實開票面板</w:t>
+      </w:r>
+      <w:r>
+        <w:t>與</w:t>
       </w:r>
       <w:r>
         <w:rPr>
           <w:b/>
         </w:rPr>
-        <w:t>不解開縣市橫截面</w:t>
-      </w:r>
-      <w:r>
-        <w:t>。Erikson and Wlezien（《The Timeline of Presidential Elections》及相關 Journal of Politics 工作）強調民調預測力隨時間變化、競選過程逐步「兌現」基本面。組合預測回顧亦指出專家、民調與基本面各有貢獻與失效模式（Graefe）。預測市場與民調的相對表現則見 Leigh and Wolfers（NBER w12053）。本專案在</w:t>
+        <w:t>只用更早選舉訓練</w:t>
+      </w:r>
+      <w:r>
+        <w:t>的時間外推設定下，區域得票率能否被可靠預測，以及哪些可觀察特徵具有</w:t>
       </w:r>
       <w:r>
         <w:rPr>
           <w:b/>
         </w:rPr>
-        <w:t>缺縣市民調長面板</w:t>
-      </w:r>
-      <w:r>
-        <w:t>的前提下，預測線對齊「歷史先驗＋滯後社經／全國 PROXY」，而非完整 Linzer 式州／縣民調更新。</w:t>
+        <w:t>樣本外</w:t>
+      </w:r>
+      <w:r>
+        <w:t xml:space="preserve">貢獻（見專案 </w:t>
+      </w:r>
+      <w:r>
+        <w:rPr>
+          <w:rFonts w:ascii="Consolas" w:hAnsi="Consolas"/>
+          <w:sz w:val="18"/>
+        </w:rPr>
+        <w:t>docs/GUIDE_ANSWERS.md</w:t>
+      </w:r>
+      <w:r>
+        <w:t>）。這與「即時口號式勝選預測」不同：學術預報傳統強調歷史先驗、基本面與（若有）民調更新的結合，例如動態貝葉斯州級模型以歷史結構為早期先驗、近投票日再納入民調（Linzer, 2013），以及全國層級的執政滿意度／經濟／任期模型（Abramowitz 的 Time-for-Change 系列；Erikson &amp; Wlezien 對民調「時間線」的整理）。</w:t>
+      </w:r>
+    </w:p>
+    <w:p>
+      <w:r>
+        <w:t>臺灣與美國同屬</w:t>
+      </w:r>
+      <w:r>
+        <w:rPr>
+          <w:b/>
+        </w:rPr>
+        <w:t>強地理黨派慣性</w:t>
+      </w:r>
+      <w:r>
+        <w:t>的政治體系：縣市／郡級過去得票往往吸收了大量緩慢變動的社經與認同資訊。因此，本專案的第一條誠實假設是——</w:t>
+      </w:r>
+      <w:r>
+        <w:rPr>
+          <w:b/>
+        </w:rPr>
+        <w:t>上屆得票份額（PreviousShare）可能難被簡單社經特徵打敗</w:t>
+      </w:r>
+      <w:r>
+        <w:t>；若教育、經濟或媒體變數要宣稱「更重要」，必須在 OOT 或可重現的全國對照中拿出 ΔMAE／置換重要性，而不是只看相關係數。社交媒體情緒作為預測特徵時，回顧文獻亦警告單靠社群訊號多數難穩定勝過簡單基準（Brito et al., 2021）。</w:t>
+      </w:r>
+    </w:p>
+    <w:p>
+      <w:r>
+        <w:t>本報告依老師建議重組：</w:t>
+      </w:r>
+      <w:r>
+        <w:rPr>
+          <w:b/>
+        </w:rPr>
+        <w:t>先</w:t>
+      </w:r>
+      <w:r>
+        <w:t>做描述與三因素（教育／經濟／媒體）重要性分析（第 4 節），</w:t>
+      </w:r>
+      <w:r>
+        <w:rPr>
+          <w:b/>
+        </w:rPr>
+        <w:t>再</w:t>
+      </w:r>
+      <w:r>
+        <w:t>報告核心設定／美國 Core 預測結果（第 5 節）。美台維持</w:t>
+      </w:r>
+      <w:r>
+        <w:rPr>
+          <w:b/>
+        </w:rPr>
+        <w:t>同一資料概念層</w:t>
+      </w:r>
+      <w:r>
+        <w:t>（歷史票、滯後社經、全國民調／政綱／基本面／媒體 Extension），缺項兩邊對稱標明，且</w:t>
+      </w:r>
+      <w:r>
+        <w:rPr>
+          <w:b/>
+        </w:rPr>
+        <w:t>不申請</w:t>
+      </w:r>
+      <w:r>
+        <w:t xml:space="preserve"> TEDS／ANES 微資料——改以公開 PROXY 並在限制章寫清（見第 7 節）。空間／轉移／Conformal 誠實框住見第 6 節（詳本 </w:t>
+      </w:r>
+      <w:r>
+        <w:rPr>
+          <w:rFonts w:ascii="Consolas" w:hAnsi="Consolas"/>
+          <w:sz w:val="18"/>
+        </w:rPr>
+        <w:t>docs/RQ2_RQ3_RQ4_誠實框住.md</w:t>
+      </w:r>
+      <w:r>
+        <w:t>）。</w:t>
+      </w:r>
+    </w:p>
+    <w:p>
+      <w:r>
+        <w:t>---</w:t>
       </w:r>
     </w:p>
     <w:p>
@@ -416,6 +392,54 @@
         <w:pStyle w:val="Heading2"/>
       </w:pPr>
       <w:r>
+        <w:t>2. 文獻回顧</w:t>
+      </w:r>
+    </w:p>
+    <w:p>
+      <w:pPr>
+        <w:pStyle w:val="Heading3"/>
+      </w:pPr>
+      <w:r>
+        <w:t>2.1 預測線：歷史先驗、基本面與民調</w:t>
+      </w:r>
+    </w:p>
+    <w:p>
+      <w:r>
+        <w:t>選舉預報可粗分為「基本面／結構」與「民調更新」兩條支線。Linzer (2013) 的動態貝葉斯架構顯示：選季早期模型更依賴歷史與結構，接近投票日時州級民調權重上升。Abramowitz 的 Time-for-Change 模型以總統支持度、經濟成長與執政年期預測全國／州級結果，說明</w:t>
+      </w:r>
+      <w:r>
+        <w:rPr>
+          <w:b/>
+        </w:rPr>
+        <w:t>總體經濟與執政評價</w:t>
+      </w:r>
+      <w:r>
+        <w:t>在全國層級具預測角色，但通常</w:t>
+      </w:r>
+      <w:r>
+        <w:rPr>
+          <w:b/>
+        </w:rPr>
+        <w:t>不解開縣市橫截面</w:t>
+      </w:r>
+      <w:r>
+        <w:t>。Erikson and Wlezien（《The Timeline of Presidential Elections》及相關 Journal of Politics 工作）強調民調預測力隨時間變化、競選過程逐步「兌現」基本面。組合預測回顧亦指出專家、民調與基本面各有貢獻與失效模式（Graefe）。預測市場與民調的相對表現則見 Leigh and Wolfers（NBER w12053）。本專案在</w:t>
+      </w:r>
+      <w:r>
+        <w:rPr>
+          <w:b/>
+        </w:rPr>
+        <w:t>缺縣市民調長面板</w:t>
+      </w:r>
+      <w:r>
+        <w:t>的前提下，預測線對齊「歷史先驗＋滯後社經／全國 PROXY」，而非完整 Linzer 式州／縣民調更新。</w:t>
+      </w:r>
+    </w:p>
+    <w:p>
+      <w:pPr>
+        <w:pStyle w:val="Heading3"/>
+      </w:pPr>
+      <w:r>
         <w:t>2.2 臺灣解釋線：認同、統獨與地方脈絡</w:t>
       </w:r>
     </w:p>
@@ -445,7 +469,7 @@
       </w:r>
       <w:r>
         <w:rPr>
-          <w:rFonts w:ascii="Noto Sans Mono" w:hAnsi="Noto Sans Mono"/>
+          <w:rFonts w:ascii="Consolas" w:hAnsi="Consolas"/>
           <w:sz w:val="18"/>
         </w:rPr>
         <w:t>data/esc_proxies/</w:t>
@@ -465,7 +489,7 @@
     </w:p>
     <w:p>
       <w:pPr>
-        <w:pStyle w:val="Heading2"/>
+        <w:pStyle w:val="Heading3"/>
       </w:pPr>
       <w:r>
         <w:t>2.3 教育、經濟與媒體：理論預期</w:t>
@@ -478,20 +502,24 @@
         <w:tblLook w:firstColumn="1" w:firstRow="1" w:lastColumn="0" w:lastRow="0" w:noHBand="0" w:noVBand="1" w:val="04A0"/>
       </w:tblPr>
       <w:tblGrid>
-        <w:gridCol w:w="3249"/>
-        <w:gridCol w:w="3249"/>
-        <w:gridCol w:w="3249"/>
+        <w:gridCol w:w="2880"/>
+        <w:gridCol w:w="2880"/>
+        <w:gridCol w:w="2880"/>
       </w:tblGrid>
       <w:tr>
         <w:tc>
           <w:tcPr>
-            <w:tcW w:type="dxa" w:w="3249"/>
+            <w:tcW w:type="dxa" w:w="2880"/>
           </w:tcPr>
           <w:p>
             <w:r>
               <w:rPr>
                 <w:b/>
-                <w:sz w:val="18"/>
+              </w:rPr>
+            </w:r>
+            <w:r>
+              <w:rPr>
+                <w:b/>
               </w:rPr>
               <w:t>因素</w:t>
             </w:r>
@@ -499,13 +527,17 @@
         </w:tc>
         <w:tc>
           <w:tcPr>
-            <w:tcW w:type="dxa" w:w="3249"/>
+            <w:tcW w:type="dxa" w:w="2880"/>
           </w:tcPr>
           <w:p>
             <w:r>
               <w:rPr>
                 <w:b/>
-                <w:sz w:val="18"/>
+              </w:rPr>
+            </w:r>
+            <w:r>
+              <w:rPr>
+                <w:b/>
               </w:rPr>
               <w:t>文獻預期（摘要）</w:t>
             </w:r>
@@ -513,13 +545,17 @@
         </w:tc>
         <w:tc>
           <w:tcPr>
-            <w:tcW w:type="dxa" w:w="3249"/>
+            <w:tcW w:type="dxa" w:w="2880"/>
           </w:tcPr>
           <w:p>
             <w:r>
               <w:rPr>
                 <w:b/>
-                <w:sz w:val="18"/>
+              </w:rPr>
+            </w:r>
+            <w:r>
+              <w:rPr>
+                <w:b/>
               </w:rPr>
               <w:t>本專案可操作化</w:t>
             </w:r>
@@ -529,40 +565,54 @@
       <w:tr>
         <w:tc>
           <w:tcPr>
-            <w:tcW w:type="dxa" w:w="3249"/>
+            <w:tcW w:type="dxa" w:w="2880"/>
           </w:tcPr>
           <w:p>
+            <w:r/>
             <w:r>
               <w:rPr>
-                <w:sz w:val="18"/>
+                <w:b/>
               </w:rPr>
-              <w:t>**教育**</w:t>
+              <w:t>教育</w:t>
             </w:r>
           </w:p>
         </w:tc>
         <w:tc>
           <w:tcPr>
-            <w:tcW w:type="dxa" w:w="3249"/>
+            <w:tcW w:type="dxa" w:w="2880"/>
           </w:tcPr>
           <w:p>
+            <w:r/>
             <w:r>
-              <w:rPr>
-                <w:sz w:val="18"/>
-              </w:rPr>
               <w:t>教育程度與黨派重組、議題態度相關；美國縣級常以學士以上比例作結構共變量</w:t>
             </w:r>
           </w:p>
         </w:tc>
         <w:tc>
           <w:tcPr>
-            <w:tcW w:type="dxa" w:w="3249"/>
+            <w:tcW w:type="dxa" w:w="2880"/>
           </w:tcPr>
           <w:p>
+            <w:r/>
+            <w:r>
+              <w:t>TW：內政部縣市大專以上比率滯後（</w:t>
+            </w:r>
             <w:r>
               <w:rPr>
+                <w:rFonts w:ascii="Consolas" w:hAnsi="Consolas"/>
                 <w:sz w:val="18"/>
               </w:rPr>
-              <w:t>TW：內政部縣市大專以上比率滯後（`lag_education_rate`）；US：ERS／ACS 系 `education_rate`</w:t>
+              <w:t>lag_education_rate</w:t>
+            </w:r>
+            <w:r>
+              <w:t xml:space="preserve">）；US：ERS／ACS 系 </w:t>
+            </w:r>
+            <w:r>
+              <w:rPr>
+                <w:rFonts w:ascii="Consolas" w:hAnsi="Consolas"/>
+                <w:sz w:val="18"/>
+              </w:rPr>
+              <w:t>education_rate</w:t>
             </w:r>
           </w:p>
         </w:tc>
@@ -570,39 +620,36 @@
       <w:tr>
         <w:tc>
           <w:tcPr>
-            <w:tcW w:type="dxa" w:w="3249"/>
+            <w:tcW w:type="dxa" w:w="2880"/>
           </w:tcPr>
           <w:p>
+            <w:r/>
             <w:r>
               <w:rPr>
-                <w:sz w:val="18"/>
+                <w:b/>
               </w:rPr>
-              <w:t>**經濟**</w:t>
+              <w:t>經濟</w:t>
             </w:r>
           </w:p>
         </w:tc>
         <w:tc>
           <w:tcPr>
-            <w:tcW w:type="dxa" w:w="3249"/>
+            <w:tcW w:type="dxa" w:w="2880"/>
           </w:tcPr>
           <w:p>
+            <w:r/>
             <w:r>
-              <w:rPr>
-                <w:sz w:val="18"/>
-              </w:rPr>
               <w:t>回溯投票／Time-for-Change：失業、通膨、所得、消費者信心影響執政黨票</w:t>
             </w:r>
           </w:p>
         </w:tc>
         <w:tc>
           <w:tcPr>
-            <w:tcW w:type="dxa" w:w="3249"/>
+            <w:tcW w:type="dxa" w:w="2880"/>
           </w:tcPr>
           <w:p>
+            <w:r/>
             <w:r>
-              <w:rPr>
-                <w:sz w:val="18"/>
-              </w:rPr>
               <w:t>縣市：失業／所得滯後；全國：CPI、失業率、（美）UMCSENT 等 Extension</w:t>
             </w:r>
           </w:p>
@@ -611,46 +658,51 @@
       <w:tr>
         <w:tc>
           <w:tcPr>
-            <w:tcW w:type="dxa" w:w="3249"/>
+            <w:tcW w:type="dxa" w:w="2880"/>
           </w:tcPr>
           <w:p>
+            <w:r/>
             <w:r>
               <w:rPr>
-                <w:sz w:val="18"/>
+                <w:b/>
               </w:rPr>
-              <w:t>**媒體／議題**</w:t>
+              <w:t>媒體／議題</w:t>
             </w:r>
           </w:p>
         </w:tc>
         <w:tc>
           <w:tcPr>
-            <w:tcW w:type="dxa" w:w="3249"/>
+            <w:tcW w:type="dxa" w:w="2880"/>
           </w:tcPr>
           <w:p>
+            <w:r/>
             <w:r>
-              <w:rPr>
-                <w:sz w:val="18"/>
-              </w:rPr>
               <w:t>短期動員、議題顯著性；社群預測回顧偏謹慎（Brito et al., 2021）</w:t>
             </w:r>
           </w:p>
         </w:tc>
         <w:tc>
           <w:tcPr>
-            <w:tcW w:type="dxa" w:w="3249"/>
+            <w:tcW w:type="dxa" w:w="2880"/>
           </w:tcPr>
           <w:p>
+            <w:r/>
+            <w:r>
+              <w:t>官方 X 搜尋抽樣情緒與議題聲量（全國 Extension；</w:t>
+            </w:r>
             <w:r>
               <w:rPr>
-                <w:sz w:val="18"/>
+                <w:b/>
               </w:rPr>
-              <w:t>官方 X 搜尋抽樣情緒與議題聲量（全國 Extension；**無**穩定鄉鎮地理標籤）</w:t>
+              <w:t>無</w:t>
+            </w:r>
+            <w:r>
+              <w:t>穩定鄉鎮地理標籤）</w:t>
             </w:r>
           </w:p>
         </w:tc>
       </w:tr>
     </w:tbl>
-    <w:p/>
     <w:p>
       <w:r>
         <w:t>三者皆可能影響</w:t>
@@ -666,7 +718,7 @@
       </w:r>
       <w:r>
         <w:rPr>
-          <w:rFonts w:ascii="Noto Sans Mono" w:hAnsi="Noto Sans Mono"/>
+          <w:rFonts w:ascii="Consolas" w:hAnsi="Consolas"/>
           <w:sz w:val="18"/>
         </w:rPr>
         <w:t>docs/中間選民因素.md</w:t>
@@ -685,16 +737,21 @@
       </w:r>
     </w:p>
     <w:p>
-      <w:pPr>
-        <w:pStyle w:val="Heading1"/>
-      </w:pPr>
-      <w:r>
-        <w:t>3. 資料與方法</w:t>
+      <w:r>
+        <w:t>---</w:t>
       </w:r>
     </w:p>
     <w:p>
       <w:pPr>
         <w:pStyle w:val="Heading2"/>
+      </w:pPr>
+      <w:r>
+        <w:t>3. 資料與方法</w:t>
+      </w:r>
+    </w:p>
+    <w:p>
+      <w:pPr>
+        <w:pStyle w:val="Heading3"/>
       </w:pPr>
       <w:r>
         <w:t>3.1 單位、目標與切分</w:t>
@@ -707,20 +764,24 @@
         <w:tblLook w:firstColumn="1" w:firstRow="1" w:lastColumn="0" w:lastRow="0" w:noHBand="0" w:noVBand="1" w:val="04A0"/>
       </w:tblPr>
       <w:tblGrid>
-        <w:gridCol w:w="3249"/>
-        <w:gridCol w:w="3249"/>
-        <w:gridCol w:w="3249"/>
+        <w:gridCol w:w="2880"/>
+        <w:gridCol w:w="2880"/>
+        <w:gridCol w:w="2880"/>
       </w:tblGrid>
       <w:tr>
         <w:tc>
           <w:tcPr>
-            <w:tcW w:type="dxa" w:w="3249"/>
+            <w:tcW w:type="dxa" w:w="2880"/>
           </w:tcPr>
           <w:p>
             <w:r>
               <w:rPr>
                 <w:b/>
-                <w:sz w:val="18"/>
+              </w:rPr>
+            </w:r>
+            <w:r>
+              <w:rPr>
+                <w:b/>
               </w:rPr>
               <w:t>項目</w:t>
             </w:r>
@@ -728,27 +789,35 @@
         </w:tc>
         <w:tc>
           <w:tcPr>
-            <w:tcW w:type="dxa" w:w="3249"/>
+            <w:tcW w:type="dxa" w:w="2880"/>
           </w:tcPr>
           <w:p>
             <w:r>
               <w:rPr>
                 <w:b/>
-                <w:sz w:val="18"/>
               </w:rPr>
-              <w:t>臺灣家族 A</w:t>
+            </w:r>
+            <w:r>
+              <w:rPr>
+                <w:b/>
+              </w:rPr>
+              <w:t>臺灣核心設定</w:t>
             </w:r>
           </w:p>
         </w:tc>
         <w:tc>
           <w:tcPr>
-            <w:tcW w:type="dxa" w:w="3249"/>
+            <w:tcW w:type="dxa" w:w="2880"/>
           </w:tcPr>
           <w:p>
             <w:r>
               <w:rPr>
                 <w:b/>
-                <w:sz w:val="18"/>
+              </w:rPr>
+            </w:r>
+            <w:r>
+              <w:rPr>
+                <w:b/>
               </w:rPr>
               <w:t>美國 Core</w:t>
             </w:r>
@@ -758,39 +827,33 @@
       <w:tr>
         <w:tc>
           <w:tcPr>
-            <w:tcW w:type="dxa" w:w="3249"/>
+            <w:tcW w:type="dxa" w:w="2880"/>
           </w:tcPr>
           <w:p>
+            <w:r/>
             <w:r>
-              <w:rPr>
-                <w:sz w:val="18"/>
-              </w:rPr>
               <w:t>單位</w:t>
             </w:r>
           </w:p>
         </w:tc>
         <w:tc>
           <w:tcPr>
-            <w:tcW w:type="dxa" w:w="3249"/>
+            <w:tcW w:type="dxa" w:w="2880"/>
           </w:tcPr>
           <w:p>
+            <w:r/>
             <w:r>
-              <w:rPr>
-                <w:sz w:val="18"/>
-              </w:rPr>
               <w:t>縣市 × 總統年</w:t>
             </w:r>
           </w:p>
         </w:tc>
         <w:tc>
           <w:tcPr>
-            <w:tcW w:type="dxa" w:w="3249"/>
+            <w:tcW w:type="dxa" w:w="2880"/>
           </w:tcPr>
           <w:p>
+            <w:r/>
             <w:r>
-              <w:rPr>
-                <w:sz w:val="18"/>
-              </w:rPr>
               <w:t>郡 × 總統年</w:t>
             </w:r>
           </w:p>
@@ -799,39 +862,33 @@
       <w:tr>
         <w:tc>
           <w:tcPr>
-            <w:tcW w:type="dxa" w:w="3249"/>
+            <w:tcW w:type="dxa" w:w="2880"/>
           </w:tcPr>
           <w:p>
+            <w:r/>
             <w:r>
-              <w:rPr>
-                <w:sz w:val="18"/>
-              </w:rPr>
               <w:t>目標</w:t>
             </w:r>
           </w:p>
         </w:tc>
         <w:tc>
           <w:tcPr>
-            <w:tcW w:type="dxa" w:w="3249"/>
+            <w:tcW w:type="dxa" w:w="2880"/>
           </w:tcPr>
           <w:p>
+            <w:r/>
             <w:r>
-              <w:rPr>
-                <w:sz w:val="18"/>
-              </w:rPr>
               <w:t>DPP 有效票份額</w:t>
             </w:r>
           </w:p>
         </w:tc>
         <w:tc>
           <w:tcPr>
-            <w:tcW w:type="dxa" w:w="3249"/>
+            <w:tcW w:type="dxa" w:w="2880"/>
           </w:tcPr>
           <w:p>
+            <w:r/>
             <w:r>
-              <w:rPr>
-                <w:sz w:val="18"/>
-              </w:rPr>
               <w:t>Dem 兩黨份額</w:t>
             </w:r>
           </w:p>
@@ -840,39 +897,33 @@
       <w:tr>
         <w:tc>
           <w:tcPr>
-            <w:tcW w:type="dxa" w:w="3249"/>
+            <w:tcW w:type="dxa" w:w="2880"/>
           </w:tcPr>
           <w:p>
+            <w:r/>
             <w:r>
-              <w:rPr>
-                <w:sz w:val="18"/>
-              </w:rPr>
               <w:t>切分</w:t>
             </w:r>
           </w:p>
         </w:tc>
         <w:tc>
           <w:tcPr>
-            <w:tcW w:type="dxa" w:w="3249"/>
+            <w:tcW w:type="dxa" w:w="2880"/>
           </w:tcPr>
           <w:p>
+            <w:r/>
             <w:r>
-              <w:rPr>
-                <w:sz w:val="18"/>
-              </w:rPr>
               <w:t>擴展窗；訓練年 &amp;lt; 測試年；測試 2012／2016／2020／2024</w:t>
             </w:r>
           </w:p>
         </w:tc>
         <w:tc>
           <w:tcPr>
-            <w:tcW w:type="dxa" w:w="3249"/>
+            <w:tcW w:type="dxa" w:w="2880"/>
           </w:tcPr>
           <w:p>
+            <w:r/>
             <w:r>
-              <w:rPr>
-                <w:sz w:val="18"/>
-              </w:rPr>
               <w:t>同邏輯；測試年 ≥2012</w:t>
             </w:r>
           </w:p>
@@ -881,39 +932,33 @@
       <w:tr>
         <w:tc>
           <w:tcPr>
-            <w:tcW w:type="dxa" w:w="3249"/>
+            <w:tcW w:type="dxa" w:w="2880"/>
           </w:tcPr>
           <w:p>
+            <w:r/>
             <w:r>
-              <w:rPr>
-                <w:sz w:val="18"/>
-              </w:rPr>
               <w:t>主基準</w:t>
             </w:r>
           </w:p>
         </w:tc>
         <w:tc>
           <w:tcPr>
-            <w:tcW w:type="dxa" w:w="3249"/>
+            <w:tcW w:type="dxa" w:w="2880"/>
           </w:tcPr>
           <w:p>
+            <w:r/>
             <w:r>
-              <w:rPr>
-                <w:sz w:val="18"/>
-              </w:rPr>
               <w:t>PreviousShare（上屆同黨份額）</w:t>
             </w:r>
           </w:p>
         </w:tc>
         <w:tc>
           <w:tcPr>
-            <w:tcW w:type="dxa" w:w="3249"/>
+            <w:tcW w:type="dxa" w:w="2880"/>
           </w:tcPr>
           <w:p>
+            <w:r/>
             <w:r>
-              <w:rPr>
-                <w:sz w:val="18"/>
-              </w:rPr>
               <w:t>同上</w:t>
             </w:r>
           </w:p>
@@ -922,49 +967,50 @@
       <w:tr>
         <w:tc>
           <w:tcPr>
-            <w:tcW w:type="dxa" w:w="3249"/>
+            <w:tcW w:type="dxa" w:w="2880"/>
           </w:tcPr>
           <w:p>
+            <w:r/>
             <w:r>
-              <w:rPr>
-                <w:sz w:val="18"/>
-              </w:rPr>
               <w:t>主數字路徑</w:t>
             </w:r>
           </w:p>
         </w:tc>
         <w:tc>
           <w:tcPr>
-            <w:tcW w:type="dxa" w:w="3249"/>
+            <w:tcW w:type="dxa" w:w="2880"/>
           </w:tcPr>
           <w:p>
+            <w:r/>
             <w:r>
               <w:rPr>
+                <w:rFonts w:ascii="Consolas" w:hAnsi="Consolas"/>
                 <w:sz w:val="18"/>
               </w:rPr>
-              <w:t>`results/family_a_county_presidential/`</w:t>
+              <w:t>results/family_a_county_presidential/</w:t>
             </w:r>
           </w:p>
         </w:tc>
         <w:tc>
           <w:tcPr>
-            <w:tcW w:type="dxa" w:w="3249"/>
+            <w:tcW w:type="dxa" w:w="2880"/>
           </w:tcPr>
           <w:p>
+            <w:r/>
             <w:r>
               <w:rPr>
+                <w:rFonts w:ascii="Consolas" w:hAnsi="Consolas"/>
                 <w:sz w:val="18"/>
               </w:rPr>
-              <w:t>`fyp_us_core/`</w:t>
+              <w:t>fyp_us_core/</w:t>
             </w:r>
           </w:p>
         </w:tc>
       </w:tr>
     </w:tbl>
-    <w:p/>
     <w:p>
       <w:pPr>
-        <w:pStyle w:val="Heading2"/>
+        <w:pStyle w:val="Heading3"/>
       </w:pPr>
       <w:r>
         <w:t>3.2 因素分組（老師指定的三組＋歷史基準）</w:t>
@@ -985,7 +1031,7 @@
       </w:r>
       <w:r>
         <w:rPr>
-          <w:rFonts w:ascii="Noto Sans Mono" w:hAnsi="Noto Sans Mono"/>
+          <w:rFonts w:ascii="Consolas" w:hAnsi="Consolas"/>
           <w:sz w:val="18"/>
         </w:rPr>
         <w:t>lag_education_rate</w:t>
@@ -995,10 +1041,13 @@
       </w:r>
       <w:r>
         <w:rPr>
-          <w:rFonts w:ascii="Noto Sans Mono" w:hAnsi="Noto Sans Mono"/>
+          <w:rFonts w:ascii="Consolas" w:hAnsi="Consolas"/>
           <w:sz w:val="18"/>
         </w:rPr>
         <w:t>education_rate</w:t>
+      </w:r>
+      <w:r>
+        <w:t xml:space="preserve">  </w:t>
       </w:r>
     </w:p>
     <w:p>
@@ -1016,7 +1065,7 @@
       </w:r>
       <w:r>
         <w:rPr>
-          <w:rFonts w:ascii="Noto Sans Mono" w:hAnsi="Noto Sans Mono"/>
+          <w:rFonts w:ascii="Consolas" w:hAnsi="Consolas"/>
           <w:sz w:val="18"/>
         </w:rPr>
         <w:t>lag_unemployment_pct</w:t>
@@ -1026,7 +1075,7 @@
       </w:r>
       <w:r>
         <w:rPr>
-          <w:rFonts w:ascii="Noto Sans Mono" w:hAnsi="Noto Sans Mono"/>
+          <w:rFonts w:ascii="Consolas" w:hAnsi="Consolas"/>
           <w:sz w:val="18"/>
         </w:rPr>
         <w:t>lag_log_mean_income</w:t>
@@ -1036,7 +1085,7 @@
       </w:r>
       <w:r>
         <w:rPr>
-          <w:rFonts w:ascii="Noto Sans Mono" w:hAnsi="Noto Sans Mono"/>
+          <w:rFonts w:ascii="Consolas" w:hAnsi="Consolas"/>
           <w:sz w:val="18"/>
         </w:rPr>
         <w:t>unemployment</w:t>
@@ -1046,10 +1095,13 @@
       </w:r>
       <w:r>
         <w:rPr>
-          <w:rFonts w:ascii="Noto Sans Mono" w:hAnsi="Noto Sans Mono"/>
+          <w:rFonts w:ascii="Consolas" w:hAnsi="Consolas"/>
           <w:sz w:val="18"/>
         </w:rPr>
         <w:t>log_median_income</w:t>
+      </w:r>
+      <w:r>
+        <w:t xml:space="preserve">  </w:t>
       </w:r>
     </w:p>
     <w:p>
@@ -1067,7 +1119,7 @@
       </w:r>
       <w:r>
         <w:rPr>
-          <w:rFonts w:ascii="Noto Sans Mono" w:hAnsi="Noto Sans Mono"/>
+          <w:rFonts w:ascii="Consolas" w:hAnsi="Consolas"/>
           <w:sz w:val="18"/>
         </w:rPr>
         <w:t>unrate</w:t>
@@ -1077,7 +1129,7 @@
       </w:r>
       <w:r>
         <w:rPr>
-          <w:rFonts w:ascii="Noto Sans Mono" w:hAnsi="Noto Sans Mono"/>
+          <w:rFonts w:ascii="Consolas" w:hAnsi="Consolas"/>
           <w:sz w:val="18"/>
         </w:rPr>
         <w:t>cpi_yoy_pct</w:t>
@@ -1087,7 +1139,7 @@
       </w:r>
       <w:r>
         <w:rPr>
-          <w:rFonts w:ascii="Noto Sans Mono" w:hAnsi="Noto Sans Mono"/>
+          <w:rFonts w:ascii="Consolas" w:hAnsi="Consolas"/>
           <w:sz w:val="18"/>
         </w:rPr>
         <w:t>umcsent</w:t>
@@ -1097,13 +1149,13 @@
       </w:r>
       <w:r>
         <w:rPr>
-          <w:rFonts w:ascii="Noto Sans Mono" w:hAnsi="Noto Sans Mono"/>
+          <w:rFonts w:ascii="Consolas" w:hAnsi="Consolas"/>
           <w:sz w:val="18"/>
         </w:rPr>
         <w:t>data/extension_must_have/</w:t>
       </w:r>
       <w:r>
-        <w:t>）</w:t>
+        <w:t xml:space="preserve">）  </w:t>
       </w:r>
     </w:p>
     <w:p>
@@ -1121,7 +1173,7 @@
       </w:r>
       <w:r>
         <w:rPr>
-          <w:rFonts w:ascii="Noto Sans Mono" w:hAnsi="Noto Sans Mono"/>
+          <w:rFonts w:ascii="Consolas" w:hAnsi="Consolas"/>
           <w:sz w:val="18"/>
         </w:rPr>
         <w:t>data/x_sentiment_extension/</w:t>
@@ -1131,7 +1183,7 @@
       </w:r>
       <w:r>
         <w:rPr>
-          <w:rFonts w:ascii="Noto Sans Mono" w:hAnsi="Noto Sans Mono"/>
+          <w:rFonts w:ascii="Consolas" w:hAnsi="Consolas"/>
           <w:sz w:val="18"/>
         </w:rPr>
         <w:t>data/extension_issue_news/</w:t>
@@ -1146,7 +1198,124 @@
         <w:t>不入</w:t>
       </w:r>
       <w:r>
-        <w:t>家族 A</w:t>
+        <w:t xml:space="preserve">核心設定  </w:t>
+      </w:r>
+    </w:p>
+    <w:p>
+      <w:pPr>
+        <w:pStyle w:val="Heading3"/>
+      </w:pPr>
+      <w:r>
+        <w:t>3.3 評估指標（非因果）</w:t>
+      </w:r>
+    </w:p>
+    <w:p>
+      <w:pPr>
+        <w:pStyle w:val="ListNumber"/>
+      </w:pPr>
+      <w:r>
+        <w:rPr>
+          <w:b/>
+        </w:rPr>
+        <w:t>ΔMAE：</w:t>
+      </w:r>
+      <w:r>
+        <w:t xml:space="preserve"> 規格 MAE − PreviousShare MAE（負值＝優於純上屆）  </w:t>
+      </w:r>
+    </w:p>
+    <w:p>
+      <w:pPr>
+        <w:pStyle w:val="ListNumber"/>
+      </w:pPr>
+      <w:r>
+        <w:rPr>
+          <w:b/>
+        </w:rPr>
+        <w:t>標準化 Ridge 係數絕對值</w:t>
+      </w:r>
+      <w:r>
+        <w:t xml:space="preserve">（Prev＋教育＋經濟聯合規格）  </w:t>
+      </w:r>
+    </w:p>
+    <w:p>
+      <w:pPr>
+        <w:pStyle w:val="ListNumber"/>
+      </w:pPr>
+      <w:r>
+        <w:rPr>
+          <w:b/>
+        </w:rPr>
+        <w:t>群組 permutation：</w:t>
+      </w:r>
+      <w:r>
+        <w:t xml:space="preserve"> 在 RF（Prev＋教育＋經濟）上整組打亂後的 MAE 增幅  </w:t>
+      </w:r>
+    </w:p>
+    <w:p>
+      <w:pPr>
+        <w:pStyle w:val="ListNumber"/>
+      </w:pPr>
+      <w:r>
+        <w:t xml:space="preserve">媒體／全國基本面：全國縣市均值 PROXY 的 </w:t>
+      </w:r>
+      <w:r>
+        <w:rPr>
+          <w:b/>
+        </w:rPr>
+        <w:t>leave-one-year</w:t>
+      </w:r>
+      <w:r>
+        <w:t xml:space="preserve"> MAE（誠實標小樣本）  </w:t>
+      </w:r>
+    </w:p>
+    <w:p>
+      <w:r>
+        <w:t>腳本與表：</w:t>
+      </w:r>
+      <w:r>
+        <w:rPr>
+          <w:rFonts w:ascii="Consolas" w:hAnsi="Consolas"/>
+          <w:sz w:val="18"/>
+        </w:rPr>
+        <w:t>scripts/factor_importance_edu_econ_media.py</w:t>
+      </w:r>
+      <w:r>
+        <w:t xml:space="preserve"> → </w:t>
+      </w:r>
+      <w:r>
+        <w:rPr>
+          <w:rFonts w:ascii="Consolas" w:hAnsi="Consolas"/>
+          <w:sz w:val="18"/>
+        </w:rPr>
+        <w:t>results/factor_importance_edu_econ_media/</w:t>
+      </w:r>
+      <w:r>
+        <w:t xml:space="preserve">。  </w:t>
+      </w:r>
+    </w:p>
+    <w:p>
+      <w:r>
+        <w:rPr>
+          <w:b/>
+        </w:rPr>
+        <w:t>解讀句（口試用）：</w:t>
+      </w:r>
+      <w:r>
+        <w:t xml:space="preserve"> 權重與 ΔMAE 只說明「模型在 OOT 依賴邊啲特徵」，</w:t>
+      </w:r>
+      <w:r>
+        <w:rPr>
+          <w:b/>
+        </w:rPr>
+        <w:t>不</w:t>
+      </w:r>
+      <w:r>
+        <w:t>等於教育／經濟／媒體「導致」得票。</w:t>
+      </w:r>
+    </w:p>
+    <w:p>
+      <w:r>
+        <w:t>---</w:t>
       </w:r>
     </w:p>
     <w:p>
@@ -1154,159 +1323,47 @@
         <w:pStyle w:val="Heading2"/>
       </w:pPr>
       <w:r>
-        <w:t>3.3 評估指標（非因果）</w:t>
+        <w:t>4. 基本分析：描述與因素重要性</w:t>
       </w:r>
     </w:p>
     <w:p>
       <w:pPr>
-        <w:pStyle w:val="ListNumber"/>
+        <w:pStyle w:val="Heading3"/>
       </w:pPr>
       <w:r>
+        <w:t>4.1 描述性背景</w:t>
+      </w:r>
+    </w:p>
+    <w:p>
+      <w:r>
+        <w:t xml:space="preserve">臺灣縣市平均 DPP 份額隨全國氣候大幅擺動（例如 2016／2020 較高、2024 三腳督下縣市均值回落）；美國郡級 Dem 兩黨份額均值在樣本期亦緩變。這與文獻中「全國衝擊＋地方慣性」圖像一致（小笠原開票傳統；Linzer 先驗結構）。全國基本面 PROXY 顯示兩地選前失業／CPI 序列可公開取得；美國另有消費者情緒（UMCSENT）；總統滿意度僅部分年份有公開 PROXY（見 </w:t>
+      </w:r>
+      <w:r>
         <w:rPr>
-          <w:b/>
+          <w:rFonts w:ascii="Consolas" w:hAnsi="Consolas"/>
+          <w:sz w:val="18"/>
         </w:rPr>
-        <w:t>ΔMAE：</w:t>
-      </w:r>
-      <w:r>
-        <w:t xml:space="preserve"> 規格 MAE − PreviousShare MAE（負值＝優於純上屆）  </w:t>
+        <w:t>national_fundamentals_enriched_extension.csv</w:t>
+      </w:r>
+      <w:r>
+        <w:t>）。</w:t>
       </w:r>
     </w:p>
     <w:p>
       <w:pPr>
-        <w:pStyle w:val="ListNumber"/>
+        <w:pStyle w:val="Heading3"/>
       </w:pPr>
       <w:r>
-        <w:rPr>
-          <w:b/>
-        </w:rPr>
-        <w:t>標準化 Ridge 係數絕對值</w:t>
-      </w:r>
-      <w:r>
-        <w:t xml:space="preserve">（Prev＋教育＋經濟聯合規格）  </w:t>
+        <w:t>4.2 臺灣縣市：教育 vs 經濟（OOT）</w:t>
       </w:r>
     </w:p>
     <w:p>
-      <w:pPr>
-        <w:pStyle w:val="ListNumber"/>
-      </w:pPr>
+      <w:r>
+        <w:t xml:space="preserve">四屆平均 MAE（節錄自 </w:t>
+      </w:r>
       <w:r>
         <w:rPr>
-          <w:b/>
-        </w:rPr>
-        <w:t>群組 permutation：</w:t>
-      </w:r>
-      <w:r>
-        <w:t xml:space="preserve"> 在 RF（Prev＋教育＋經濟）上整組打亂後的 MAE 增幅  </w:t>
-      </w:r>
-    </w:p>
-    <w:p>
-      <w:pPr>
-        <w:pStyle w:val="ListNumber"/>
-      </w:pPr>
-      <w:r>
-        <w:t xml:space="preserve">媒體／全國基本面：全國縣市均值 PROXY 的 </w:t>
-      </w:r>
-      <w:r>
-        <w:rPr>
-          <w:b/>
-        </w:rPr>
-        <w:t>leave-one-year</w:t>
-      </w:r>
-      <w:r>
-        <w:t xml:space="preserve"> MAE（誠實標小樣本）  </w:t>
-      </w:r>
-    </w:p>
-    <w:p>
-      <w:r>
-        <w:t>腳本與表：</w:t>
-      </w:r>
-      <w:r>
-        <w:rPr>
-          <w:rFonts w:ascii="Noto Sans Mono" w:hAnsi="Noto Sans Mono"/>
-          <w:sz w:val="18"/>
-        </w:rPr>
-        <w:t>scripts/factor_importance_edu_econ_media.py</w:t>
-      </w:r>
-      <w:r>
-        <w:t xml:space="preserve"> → </w:t>
-      </w:r>
-      <w:r>
-        <w:rPr>
-          <w:rFonts w:ascii="Noto Sans Mono" w:hAnsi="Noto Sans Mono"/>
-          <w:sz w:val="18"/>
-        </w:rPr>
-        <w:t>results/factor_importance_edu_econ_media/</w:t>
-      </w:r>
-      <w:r>
-        <w:t xml:space="preserve">。  </w:t>
-      </w:r>
-    </w:p>
-    <w:p>
-      <w:r>
-        <w:rPr>
-          <w:b/>
-        </w:rPr>
-        <w:t>解讀句（口試用）：</w:t>
-      </w:r>
-      <w:r>
-        <w:t xml:space="preserve"> 權重與 ΔMAE 只說明「模型在 OOT 依賴邊啲特徵」，</w:t>
-      </w:r>
-      <w:r>
-        <w:rPr>
-          <w:b/>
-        </w:rPr>
-        <w:t>不</w:t>
-      </w:r>
-      <w:r>
-        <w:t>等於教育／經濟／媒體「導致」得票。</w:t>
-      </w:r>
-    </w:p>
-    <w:p>
-      <w:pPr>
-        <w:pStyle w:val="Heading1"/>
-      </w:pPr>
-      <w:r>
-        <w:t>4. 基本分析：描述與因素重要性</w:t>
-      </w:r>
-    </w:p>
-    <w:p>
-      <w:pPr>
-        <w:pStyle w:val="Heading2"/>
-      </w:pPr>
-      <w:r>
-        <w:t>4.1 描述性背景</w:t>
-      </w:r>
-    </w:p>
-    <w:p>
-      <w:r>
-        <w:t xml:space="preserve">臺灣縣市平均 DPP 份額隨全國氣候大幅擺動（例如 2016／2020 較高、2024 三腳督下縣市均值回落）；美國郡級 Dem 兩黨份額均值在樣本期亦緩變。這與文獻中「全國衝擊＋地方慣性」圖像一致（小笠原開票傳統；Linzer 先驗結構）。全國基本面 PROXY 顯示兩地選前失業／CPI 序列可公開取得；美國另有消費者情緒（UMCSENT）；總統滿意度僅部分年份有公開 PROXY（見 </w:t>
-      </w:r>
-      <w:r>
-        <w:rPr>
-          <w:rFonts w:ascii="Noto Sans Mono" w:hAnsi="Noto Sans Mono"/>
-          <w:sz w:val="18"/>
-        </w:rPr>
-        <w:t>national_fundamentals_enriched_extension.csv</w:t>
-      </w:r>
-      <w:r>
-        <w:t>）。</w:t>
-      </w:r>
-    </w:p>
-    <w:p>
-      <w:pPr>
-        <w:pStyle w:val="Heading2"/>
-      </w:pPr>
-      <w:r>
-        <w:t>4.2 臺灣縣市：教育 vs 經濟（OOT）</w:t>
-      </w:r>
-    </w:p>
-    <w:p>
-      <w:r>
-        <w:t xml:space="preserve">四屆平均 MAE（節錄自 </w:t>
-      </w:r>
-      <w:r>
-        <w:rPr>
-          <w:rFonts w:ascii="Noto Sans Mono" w:hAnsi="Noto Sans Mono"/>
+          <w:rFonts w:ascii="Consolas" w:hAnsi="Consolas"/>
           <w:sz w:val="18"/>
         </w:rPr>
         <w:t>tw_county_mean_mae_by_spec.csv</w:t>
@@ -1322,21 +1379,25 @@
         <w:tblLook w:firstColumn="1" w:firstRow="1" w:lastColumn="0" w:lastRow="0" w:noHBand="0" w:noVBand="1" w:val="04A0"/>
       </w:tblPr>
       <w:tblGrid>
-        <w:gridCol w:w="2436"/>
-        <w:gridCol w:w="2436"/>
-        <w:gridCol w:w="2436"/>
-        <w:gridCol w:w="2436"/>
+        <w:gridCol w:w="2160"/>
+        <w:gridCol w:w="2160"/>
+        <w:gridCol w:w="2160"/>
+        <w:gridCol w:w="2160"/>
       </w:tblGrid>
       <w:tr>
         <w:tc>
           <w:tcPr>
-            <w:tcW w:type="dxa" w:w="2436"/>
+            <w:tcW w:type="dxa" w:w="2160"/>
           </w:tcPr>
           <w:p>
             <w:r>
               <w:rPr>
                 <w:b/>
-                <w:sz w:val="18"/>
+              </w:rPr>
+            </w:r>
+            <w:r>
+              <w:rPr>
+                <w:b/>
               </w:rPr>
               <w:t>規格</w:t>
             </w:r>
@@ -1344,13 +1405,17 @@
         </w:tc>
         <w:tc>
           <w:tcPr>
-            <w:tcW w:type="dxa" w:w="2436"/>
+            <w:tcW w:type="dxa" w:w="2160"/>
           </w:tcPr>
           <w:p>
             <w:r>
               <w:rPr>
                 <w:b/>
-                <w:sz w:val="18"/>
+              </w:rPr>
+            </w:r>
+            <w:r>
+              <w:rPr>
+                <w:b/>
               </w:rPr>
               <w:t>模型</w:t>
             </w:r>
@@ -1358,13 +1423,17 @@
         </w:tc>
         <w:tc>
           <w:tcPr>
-            <w:tcW w:type="dxa" w:w="2436"/>
+            <w:tcW w:type="dxa" w:w="2160"/>
           </w:tcPr>
           <w:p>
             <w:r>
               <w:rPr>
                 <w:b/>
-                <w:sz w:val="18"/>
+              </w:rPr>
+            </w:r>
+            <w:r>
+              <w:rPr>
+                <w:b/>
               </w:rPr>
               <w:t>平均 MAE</w:t>
             </w:r>
@@ -1372,13 +1441,17 @@
         </w:tc>
         <w:tc>
           <w:tcPr>
-            <w:tcW w:type="dxa" w:w="2436"/>
+            <w:tcW w:type="dxa" w:w="2160"/>
           </w:tcPr>
           <w:p>
             <w:r>
               <w:rPr>
                 <w:b/>
-                <w:sz w:val="18"/>
+              </w:rPr>
+            </w:r>
+            <w:r>
+              <w:rPr>
+                <w:b/>
               </w:rPr>
               <w:t>Δ vs PreviousShare</w:t>
             </w:r>
@@ -1388,53 +1461,51 @@
       <w:tr>
         <w:tc>
           <w:tcPr>
-            <w:tcW w:type="dxa" w:w="2436"/>
+            <w:tcW w:type="dxa" w:w="2160"/>
           </w:tcPr>
           <w:p>
+            <w:r/>
             <w:r>
-              <w:rPr>
-                <w:sz w:val="18"/>
-              </w:rPr>
               <w:t>Prev＋Economic</w:t>
             </w:r>
           </w:p>
         </w:tc>
         <w:tc>
           <w:tcPr>
-            <w:tcW w:type="dxa" w:w="2436"/>
+            <w:tcW w:type="dxa" w:w="2160"/>
           </w:tcPr>
           <w:p>
+            <w:r/>
             <w:r>
-              <w:rPr>
-                <w:sz w:val="18"/>
-              </w:rPr>
               <w:t>Ridge</w:t>
             </w:r>
           </w:p>
         </w:tc>
         <w:tc>
           <w:tcPr>
-            <w:tcW w:type="dxa" w:w="2436"/>
+            <w:tcW w:type="dxa" w:w="2160"/>
           </w:tcPr>
           <w:p>
+            <w:r/>
             <w:r>
               <w:rPr>
-                <w:sz w:val="18"/>
+                <w:b/>
               </w:rPr>
-              <w:t>**0.0725**</w:t>
+              <w:t>0.0725</w:t>
             </w:r>
           </w:p>
         </w:tc>
         <w:tc>
           <w:tcPr>
-            <w:tcW w:type="dxa" w:w="2436"/>
+            <w:tcW w:type="dxa" w:w="2160"/>
           </w:tcPr>
           <w:p>
+            <w:r/>
             <w:r>
               <w:rPr>
-                <w:sz w:val="18"/>
+                <w:b/>
               </w:rPr>
-              <w:t>**−0.0067**</w:t>
+              <w:t>−0.0067</w:t>
             </w:r>
           </w:p>
         </w:tc>
@@ -1442,52 +1513,44 @@
       <w:tr>
         <w:tc>
           <w:tcPr>
-            <w:tcW w:type="dxa" w:w="2436"/>
+            <w:tcW w:type="dxa" w:w="2160"/>
           </w:tcPr>
           <w:p>
+            <w:r/>
             <w:r>
-              <w:rPr>
-                <w:sz w:val="18"/>
-              </w:rPr>
               <w:t>Prev＋Education＋Economic</w:t>
             </w:r>
           </w:p>
         </w:tc>
         <w:tc>
           <w:tcPr>
-            <w:tcW w:type="dxa" w:w="2436"/>
+            <w:tcW w:type="dxa" w:w="2160"/>
           </w:tcPr>
           <w:p>
+            <w:r/>
             <w:r>
-              <w:rPr>
-                <w:sz w:val="18"/>
-              </w:rPr>
               <w:t>Ridge</w:t>
             </w:r>
           </w:p>
         </w:tc>
         <w:tc>
           <w:tcPr>
-            <w:tcW w:type="dxa" w:w="2436"/>
+            <w:tcW w:type="dxa" w:w="2160"/>
           </w:tcPr>
           <w:p>
+            <w:r/>
             <w:r>
-              <w:rPr>
-                <w:sz w:val="18"/>
-              </w:rPr>
               <w:t>0.0776</w:t>
             </w:r>
           </w:p>
         </w:tc>
         <w:tc>
           <w:tcPr>
-            <w:tcW w:type="dxa" w:w="2436"/>
+            <w:tcW w:type="dxa" w:w="2160"/>
           </w:tcPr>
           <w:p>
+            <w:r/>
             <w:r>
-              <w:rPr>
-                <w:sz w:val="18"/>
-              </w:rPr>
               <w:t>−0.0017</w:t>
             </w:r>
           </w:p>
@@ -1496,52 +1559,50 @@
       <w:tr>
         <w:tc>
           <w:tcPr>
-            <w:tcW w:type="dxa" w:w="2436"/>
+            <w:tcW w:type="dxa" w:w="2160"/>
           </w:tcPr>
           <w:p>
+            <w:r/>
             <w:r>
               <w:rPr>
-                <w:sz w:val="18"/>
+                <w:b/>
               </w:rPr>
-              <w:t>**PreviousShare only**</w:t>
+              <w:t>PreviousShare only</w:t>
             </w:r>
           </w:p>
         </w:tc>
         <w:tc>
           <w:tcPr>
-            <w:tcW w:type="dxa" w:w="2436"/>
+            <w:tcW w:type="dxa" w:w="2160"/>
           </w:tcPr>
           <w:p>
+            <w:r/>
             <w:r>
-              <w:rPr>
-                <w:sz w:val="18"/>
-              </w:rPr>
               <w:t>baseline</w:t>
             </w:r>
           </w:p>
         </w:tc>
         <w:tc>
           <w:tcPr>
-            <w:tcW w:type="dxa" w:w="2436"/>
+            <w:tcW w:type="dxa" w:w="2160"/>
           </w:tcPr>
           <w:p>
+            <w:r/>
             <w:r>
               <w:rPr>
-                <w:sz w:val="18"/>
+                <w:b/>
               </w:rPr>
-              <w:t>**0.0793**</w:t>
+              <w:t>0.0793</w:t>
             </w:r>
           </w:p>
         </w:tc>
         <w:tc>
           <w:tcPr>
-            <w:tcW w:type="dxa" w:w="2436"/>
+            <w:tcW w:type="dxa" w:w="2160"/>
           </w:tcPr>
           <w:p>
+            <w:r/>
             <w:r>
-              <w:rPr>
-                <w:sz w:val="18"/>
-              </w:rPr>
               <w:t>0</w:t>
             </w:r>
           </w:p>
@@ -1550,52 +1611,44 @@
       <w:tr>
         <w:tc>
           <w:tcPr>
-            <w:tcW w:type="dxa" w:w="2436"/>
+            <w:tcW w:type="dxa" w:w="2160"/>
           </w:tcPr>
           <w:p>
+            <w:r/>
             <w:r>
-              <w:rPr>
-                <w:sz w:val="18"/>
-              </w:rPr>
               <w:t>Prev＋Education</w:t>
             </w:r>
           </w:p>
         </w:tc>
         <w:tc>
           <w:tcPr>
-            <w:tcW w:type="dxa" w:w="2436"/>
+            <w:tcW w:type="dxa" w:w="2160"/>
           </w:tcPr>
           <w:p>
+            <w:r/>
             <w:r>
-              <w:rPr>
-                <w:sz w:val="18"/>
-              </w:rPr>
               <w:t>Ridge</w:t>
             </w:r>
           </w:p>
         </w:tc>
         <w:tc>
           <w:tcPr>
-            <w:tcW w:type="dxa" w:w="2436"/>
+            <w:tcW w:type="dxa" w:w="2160"/>
           </w:tcPr>
           <w:p>
+            <w:r/>
             <w:r>
-              <w:rPr>
-                <w:sz w:val="18"/>
-              </w:rPr>
               <w:t>0.0890</w:t>
             </w:r>
           </w:p>
         </w:tc>
         <w:tc>
           <w:tcPr>
-            <w:tcW w:type="dxa" w:w="2436"/>
+            <w:tcW w:type="dxa" w:w="2160"/>
           </w:tcPr>
           <w:p>
+            <w:r/>
             <w:r>
-              <w:rPr>
-                <w:sz w:val="18"/>
-              </w:rPr>
               <w:t>+0.0098</w:t>
             </w:r>
           </w:p>
@@ -1604,52 +1657,44 @@
       <w:tr>
         <w:tc>
           <w:tcPr>
-            <w:tcW w:type="dxa" w:w="2436"/>
+            <w:tcW w:type="dxa" w:w="2160"/>
           </w:tcPr>
           <w:p>
+            <w:r/>
             <w:r>
-              <w:rPr>
-                <w:sz w:val="18"/>
-              </w:rPr>
               <w:t>Economic only</w:t>
             </w:r>
           </w:p>
         </w:tc>
         <w:tc>
           <w:tcPr>
-            <w:tcW w:type="dxa" w:w="2436"/>
+            <w:tcW w:type="dxa" w:w="2160"/>
           </w:tcPr>
           <w:p>
+            <w:r/>
             <w:r>
-              <w:rPr>
-                <w:sz w:val="18"/>
-              </w:rPr>
               <w:t>Ridge</w:t>
             </w:r>
           </w:p>
         </w:tc>
         <w:tc>
           <w:tcPr>
-            <w:tcW w:type="dxa" w:w="2436"/>
+            <w:tcW w:type="dxa" w:w="2160"/>
           </w:tcPr>
           <w:p>
+            <w:r/>
             <w:r>
-              <w:rPr>
-                <w:sz w:val="18"/>
-              </w:rPr>
               <w:t>0.1058</w:t>
             </w:r>
           </w:p>
         </w:tc>
         <w:tc>
           <w:tcPr>
-            <w:tcW w:type="dxa" w:w="2436"/>
+            <w:tcW w:type="dxa" w:w="2160"/>
           </w:tcPr>
           <w:p>
+            <w:r/>
             <w:r>
-              <w:rPr>
-                <w:sz w:val="18"/>
-              </w:rPr>
               <w:t>+0.0265</w:t>
             </w:r>
           </w:p>
@@ -1658,59 +1703,50 @@
       <w:tr>
         <w:tc>
           <w:tcPr>
-            <w:tcW w:type="dxa" w:w="2436"/>
+            <w:tcW w:type="dxa" w:w="2160"/>
           </w:tcPr>
           <w:p>
+            <w:r/>
             <w:r>
-              <w:rPr>
-                <w:sz w:val="18"/>
-              </w:rPr>
               <w:t>Education only</w:t>
             </w:r>
           </w:p>
         </w:tc>
         <w:tc>
           <w:tcPr>
-            <w:tcW w:type="dxa" w:w="2436"/>
+            <w:tcW w:type="dxa" w:w="2160"/>
           </w:tcPr>
           <w:p>
+            <w:r/>
             <w:r>
-              <w:rPr>
-                <w:sz w:val="18"/>
-              </w:rPr>
               <w:t>Ridge</w:t>
             </w:r>
           </w:p>
         </w:tc>
         <w:tc>
           <w:tcPr>
-            <w:tcW w:type="dxa" w:w="2436"/>
+            <w:tcW w:type="dxa" w:w="2160"/>
           </w:tcPr>
           <w:p>
+            <w:r/>
             <w:r>
-              <w:rPr>
-                <w:sz w:val="18"/>
-              </w:rPr>
               <w:t>0.1331</w:t>
             </w:r>
           </w:p>
         </w:tc>
         <w:tc>
           <w:tcPr>
-            <w:tcW w:type="dxa" w:w="2436"/>
+            <w:tcW w:type="dxa" w:w="2160"/>
           </w:tcPr>
           <w:p>
+            <w:r/>
             <w:r>
-              <w:rPr>
-                <w:sz w:val="18"/>
-              </w:rPr>
               <w:t>+0.0538</w:t>
             </w:r>
           </w:p>
         </w:tc>
       </w:tr>
     </w:tbl>
-    <w:p/>
     <w:p>
       <w:r>
         <w:t>群組 permutation（RF on Prev＋Edu＋Econ；MAE 增幅）：</w:t>
@@ -1760,7 +1796,7 @@
       </w:r>
       <w:r>
         <w:rPr>
-          <w:rFonts w:ascii="Noto Sans Mono" w:hAnsi="Noto Sans Mono"/>
+          <w:rFonts w:ascii="Consolas" w:hAnsi="Consolas"/>
           <w:sz w:val="18"/>
         </w:rPr>
         <w:t>docs/文獻脈絡路線.md</w:t>
@@ -1780,7 +1816,7 @@
     </w:p>
     <w:p>
       <w:pPr>
-        <w:pStyle w:val="Heading2"/>
+        <w:pStyle w:val="Heading3"/>
       </w:pPr>
       <w:r>
         <w:t>4.3 美國郡級：教育 vs 經濟（OOT）</w:t>
@@ -1793,21 +1829,25 @@
         <w:tblLook w:firstColumn="1" w:firstRow="1" w:lastColumn="0" w:lastRow="0" w:noHBand="0" w:noVBand="1" w:val="04A0"/>
       </w:tblPr>
       <w:tblGrid>
-        <w:gridCol w:w="2436"/>
-        <w:gridCol w:w="2436"/>
-        <w:gridCol w:w="2436"/>
-        <w:gridCol w:w="2436"/>
+        <w:gridCol w:w="2160"/>
+        <w:gridCol w:w="2160"/>
+        <w:gridCol w:w="2160"/>
+        <w:gridCol w:w="2160"/>
       </w:tblGrid>
       <w:tr>
         <w:tc>
           <w:tcPr>
-            <w:tcW w:type="dxa" w:w="2436"/>
+            <w:tcW w:type="dxa" w:w="2160"/>
           </w:tcPr>
           <w:p>
             <w:r>
               <w:rPr>
                 <w:b/>
-                <w:sz w:val="18"/>
+              </w:rPr>
+            </w:r>
+            <w:r>
+              <w:rPr>
+                <w:b/>
               </w:rPr>
               <w:t>規格</w:t>
             </w:r>
@@ -1815,13 +1855,17 @@
         </w:tc>
         <w:tc>
           <w:tcPr>
-            <w:tcW w:type="dxa" w:w="2436"/>
+            <w:tcW w:type="dxa" w:w="2160"/>
           </w:tcPr>
           <w:p>
             <w:r>
               <w:rPr>
                 <w:b/>
-                <w:sz w:val="18"/>
+              </w:rPr>
+            </w:r>
+            <w:r>
+              <w:rPr>
+                <w:b/>
               </w:rPr>
               <w:t>模型</w:t>
             </w:r>
@@ -1829,13 +1873,17 @@
         </w:tc>
         <w:tc>
           <w:tcPr>
-            <w:tcW w:type="dxa" w:w="2436"/>
+            <w:tcW w:type="dxa" w:w="2160"/>
           </w:tcPr>
           <w:p>
             <w:r>
               <w:rPr>
                 <w:b/>
-                <w:sz w:val="18"/>
+              </w:rPr>
+            </w:r>
+            <w:r>
+              <w:rPr>
+                <w:b/>
               </w:rPr>
               <w:t>平均 MAE</w:t>
             </w:r>
@@ -1843,13 +1891,17 @@
         </w:tc>
         <w:tc>
           <w:tcPr>
-            <w:tcW w:type="dxa" w:w="2436"/>
+            <w:tcW w:type="dxa" w:w="2160"/>
           </w:tcPr>
           <w:p>
             <w:r>
               <w:rPr>
                 <w:b/>
-                <w:sz w:val="18"/>
+              </w:rPr>
+            </w:r>
+            <w:r>
+              <w:rPr>
+                <w:b/>
               </w:rPr>
               <w:t>Δ vs PreviousShare</w:t>
             </w:r>
@@ -1859,52 +1911,50 @@
       <w:tr>
         <w:tc>
           <w:tcPr>
-            <w:tcW w:type="dxa" w:w="2436"/>
+            <w:tcW w:type="dxa" w:w="2160"/>
           </w:tcPr>
           <w:p>
+            <w:r/>
             <w:r>
               <w:rPr>
-                <w:sz w:val="18"/>
+                <w:b/>
               </w:rPr>
-              <w:t>**PreviousShare only**</w:t>
+              <w:t>PreviousShare only</w:t>
             </w:r>
           </w:p>
         </w:tc>
         <w:tc>
           <w:tcPr>
-            <w:tcW w:type="dxa" w:w="2436"/>
+            <w:tcW w:type="dxa" w:w="2160"/>
           </w:tcPr>
           <w:p>
+            <w:r/>
             <w:r>
-              <w:rPr>
-                <w:sz w:val="18"/>
-              </w:rPr>
               <w:t>baseline</w:t>
             </w:r>
           </w:p>
         </w:tc>
         <w:tc>
           <w:tcPr>
-            <w:tcW w:type="dxa" w:w="2436"/>
+            <w:tcW w:type="dxa" w:w="2160"/>
           </w:tcPr>
           <w:p>
+            <w:r/>
             <w:r>
               <w:rPr>
-                <w:sz w:val="18"/>
+                <w:b/>
               </w:rPr>
-              <w:t>**0.0345**</w:t>
+              <w:t>0.0345</w:t>
             </w:r>
           </w:p>
         </w:tc>
         <w:tc>
           <w:tcPr>
-            <w:tcW w:type="dxa" w:w="2436"/>
+            <w:tcW w:type="dxa" w:w="2160"/>
           </w:tcPr>
           <w:p>
+            <w:r/>
             <w:r>
-              <w:rPr>
-                <w:sz w:val="18"/>
-              </w:rPr>
               <w:t>0</w:t>
             </w:r>
           </w:p>
@@ -1913,52 +1963,44 @@
       <w:tr>
         <w:tc>
           <w:tcPr>
-            <w:tcW w:type="dxa" w:w="2436"/>
+            <w:tcW w:type="dxa" w:w="2160"/>
           </w:tcPr>
           <w:p>
+            <w:r/>
             <w:r>
-              <w:rPr>
-                <w:sz w:val="18"/>
-              </w:rPr>
               <w:t>Prev＋Education</w:t>
             </w:r>
           </w:p>
         </w:tc>
         <w:tc>
           <w:tcPr>
-            <w:tcW w:type="dxa" w:w="2436"/>
+            <w:tcW w:type="dxa" w:w="2160"/>
           </w:tcPr>
           <w:p>
+            <w:r/>
             <w:r>
-              <w:rPr>
-                <w:sz w:val="18"/>
-              </w:rPr>
               <w:t>Ridge</w:t>
             </w:r>
           </w:p>
         </w:tc>
         <w:tc>
           <w:tcPr>
-            <w:tcW w:type="dxa" w:w="2436"/>
+            <w:tcW w:type="dxa" w:w="2160"/>
           </w:tcPr>
           <w:p>
+            <w:r/>
             <w:r>
-              <w:rPr>
-                <w:sz w:val="18"/>
-              </w:rPr>
               <w:t>0.0424</w:t>
             </w:r>
           </w:p>
         </w:tc>
         <w:tc>
           <w:tcPr>
-            <w:tcW w:type="dxa" w:w="2436"/>
+            <w:tcW w:type="dxa" w:w="2160"/>
           </w:tcPr>
           <w:p>
+            <w:r/>
             <w:r>
-              <w:rPr>
-                <w:sz w:val="18"/>
-              </w:rPr>
               <w:t>+0.0079</w:t>
             </w:r>
           </w:p>
@@ -1967,52 +2009,44 @@
       <w:tr>
         <w:tc>
           <w:tcPr>
-            <w:tcW w:type="dxa" w:w="2436"/>
+            <w:tcW w:type="dxa" w:w="2160"/>
           </w:tcPr>
           <w:p>
+            <w:r/>
             <w:r>
-              <w:rPr>
-                <w:sz w:val="18"/>
-              </w:rPr>
               <w:t>Prev＋Economic</w:t>
             </w:r>
           </w:p>
         </w:tc>
         <w:tc>
           <w:tcPr>
-            <w:tcW w:type="dxa" w:w="2436"/>
+            <w:tcW w:type="dxa" w:w="2160"/>
           </w:tcPr>
           <w:p>
+            <w:r/>
             <w:r>
-              <w:rPr>
-                <w:sz w:val="18"/>
-              </w:rPr>
               <w:t>Ridge</w:t>
             </w:r>
           </w:p>
         </w:tc>
         <w:tc>
           <w:tcPr>
-            <w:tcW w:type="dxa" w:w="2436"/>
+            <w:tcW w:type="dxa" w:w="2160"/>
           </w:tcPr>
           <w:p>
+            <w:r/>
             <w:r>
-              <w:rPr>
-                <w:sz w:val="18"/>
-              </w:rPr>
               <w:t>0.0440</w:t>
             </w:r>
           </w:p>
         </w:tc>
         <w:tc>
           <w:tcPr>
-            <w:tcW w:type="dxa" w:w="2436"/>
+            <w:tcW w:type="dxa" w:w="2160"/>
           </w:tcPr>
           <w:p>
+            <w:r/>
             <w:r>
-              <w:rPr>
-                <w:sz w:val="18"/>
-              </w:rPr>
               <w:t>+0.0095</w:t>
             </w:r>
           </w:p>
@@ -2021,52 +2055,44 @@
       <w:tr>
         <w:tc>
           <w:tcPr>
-            <w:tcW w:type="dxa" w:w="2436"/>
+            <w:tcW w:type="dxa" w:w="2160"/>
           </w:tcPr>
           <w:p>
+            <w:r/>
             <w:r>
-              <w:rPr>
-                <w:sz w:val="18"/>
-              </w:rPr>
               <w:t>Education only</w:t>
             </w:r>
           </w:p>
         </w:tc>
         <w:tc>
           <w:tcPr>
-            <w:tcW w:type="dxa" w:w="2436"/>
+            <w:tcW w:type="dxa" w:w="2160"/>
           </w:tcPr>
           <w:p>
+            <w:r/>
             <w:r>
-              <w:rPr>
-                <w:sz w:val="18"/>
-              </w:rPr>
               <w:t>RF</w:t>
             </w:r>
           </w:p>
         </w:tc>
         <w:tc>
           <w:tcPr>
-            <w:tcW w:type="dxa" w:w="2436"/>
+            <w:tcW w:type="dxa" w:w="2160"/>
           </w:tcPr>
           <w:p>
+            <w:r/>
             <w:r>
-              <w:rPr>
-                <w:sz w:val="18"/>
-              </w:rPr>
               <w:t>0.1179</w:t>
             </w:r>
           </w:p>
         </w:tc>
         <w:tc>
           <w:tcPr>
-            <w:tcW w:type="dxa" w:w="2436"/>
+            <w:tcW w:type="dxa" w:w="2160"/>
           </w:tcPr>
           <w:p>
+            <w:r/>
             <w:r>
-              <w:rPr>
-                <w:sz w:val="18"/>
-              </w:rPr>
               <w:t>+0.0835</w:t>
             </w:r>
           </w:p>
@@ -2075,59 +2101,50 @@
       <w:tr>
         <w:tc>
           <w:tcPr>
-            <w:tcW w:type="dxa" w:w="2436"/>
+            <w:tcW w:type="dxa" w:w="2160"/>
           </w:tcPr>
           <w:p>
+            <w:r/>
             <w:r>
-              <w:rPr>
-                <w:sz w:val="18"/>
-              </w:rPr>
               <w:t>Economic only</w:t>
             </w:r>
           </w:p>
         </w:tc>
         <w:tc>
           <w:tcPr>
-            <w:tcW w:type="dxa" w:w="2436"/>
+            <w:tcW w:type="dxa" w:w="2160"/>
           </w:tcPr>
           <w:p>
+            <w:r/>
             <w:r>
-              <w:rPr>
-                <w:sz w:val="18"/>
-              </w:rPr>
               <w:t>RF</w:t>
             </w:r>
           </w:p>
         </w:tc>
         <w:tc>
           <w:tcPr>
-            <w:tcW w:type="dxa" w:w="2436"/>
+            <w:tcW w:type="dxa" w:w="2160"/>
           </w:tcPr>
           <w:p>
+            <w:r/>
             <w:r>
-              <w:rPr>
-                <w:sz w:val="18"/>
-              </w:rPr>
               <w:t>0.1197</w:t>
             </w:r>
           </w:p>
         </w:tc>
         <w:tc>
           <w:tcPr>
-            <w:tcW w:type="dxa" w:w="2436"/>
+            <w:tcW w:type="dxa" w:w="2160"/>
           </w:tcPr>
           <w:p>
+            <w:r/>
             <w:r>
-              <w:rPr>
-                <w:sz w:val="18"/>
-              </w:rPr>
               <w:t>+0.0852</w:t>
             </w:r>
           </w:p>
         </w:tc>
       </w:tr>
     </w:tbl>
-    <w:p/>
     <w:p>
       <w:r>
         <w:t xml:space="preserve">群組 permutation：previous </w:t>
@@ -2149,19 +2166,23 @@
         <w:tblLook w:firstColumn="1" w:firstRow="1" w:lastColumn="0" w:lastRow="0" w:noHBand="0" w:noVBand="1" w:val="04A0"/>
       </w:tblPr>
       <w:tblGrid>
-        <w:gridCol w:w="4873"/>
-        <w:gridCol w:w="4873"/>
+        <w:gridCol w:w="4320"/>
+        <w:gridCol w:w="4320"/>
       </w:tblGrid>
       <w:tr>
         <w:tc>
           <w:tcPr>
-            <w:tcW w:type="dxa" w:w="4873"/>
+            <w:tcW w:type="dxa" w:w="4320"/>
           </w:tcPr>
           <w:p>
             <w:r>
               <w:rPr>
                 <w:b/>
-                <w:sz w:val="18"/>
+              </w:rPr>
+            </w:r>
+            <w:r>
+              <w:rPr>
+                <w:b/>
               </w:rPr>
               <w:t>Ridge 係數</w:t>
             </w:r>
@@ -2169,13 +2190,17 @@
         </w:tc>
         <w:tc>
           <w:tcPr>
-            <w:tcW w:type="dxa" w:w="4873"/>
+            <w:tcW w:type="dxa" w:w="4320"/>
           </w:tcPr>
           <w:p>
             <w:r>
               <w:rPr>
                 <w:b/>
-                <w:sz w:val="18"/>
+              </w:rPr>
+            </w:r>
+            <w:r>
+              <w:rPr>
+                <w:b/>
               </w:rPr>
               <w:t>：previous 0.137 ≫ education 0.008 ≈ economic 0.007。</w:t>
             </w:r>
@@ -2183,7 +2208,6 @@
         </w:tc>
       </w:tr>
     </w:tbl>
-    <w:p/>
     <w:p>
       <w:r>
         <w:rPr>
@@ -2224,7 +2248,7 @@
     </w:p>
     <w:p>
       <w:pPr>
-        <w:pStyle w:val="Heading2"/>
+        <w:pStyle w:val="Heading3"/>
       </w:pPr>
       <w:r>
         <w:t>4.4 媒體／議題因素（全國 Extension；小樣本）</w:t>
@@ -2250,7 +2274,7 @@
         <w:t>不入縣市主模型</w:t>
       </w:r>
       <w:r>
-        <w:t>。此處理對齊 Brito et al. (2021) 對社群預測的謹慎結論，以及本專案「無鄉鎮地理標籤就不偽造成 Family A 特徵」的原則。</w:t>
+        <w:t>。此處理對齊 Brito et al. (2021) 對社群預測的謹慎結論，以及本專案「無鄉鎮地理標籤就不偽造成 Core specification 特徵」的原則。</w:t>
       </w:r>
     </w:p>
     <w:p>
@@ -2260,7 +2284,7 @@
     </w:p>
     <w:p>
       <w:pPr>
-        <w:pStyle w:val="Heading2"/>
+        <w:pStyle w:val="Heading3"/>
       </w:pPr>
       <w:r>
         <w:t>4.5 三因素相對重要性——綜合排序（實證、非因果）</w:t>
@@ -2273,22 +2297,26 @@
         <w:tblLook w:firstColumn="1" w:firstRow="1" w:lastColumn="0" w:lastRow="0" w:noHBand="0" w:noVBand="1" w:val="04A0"/>
       </w:tblPr>
       <w:tblGrid>
-        <w:gridCol w:w="1949"/>
-        <w:gridCol w:w="1949"/>
-        <w:gridCol w:w="1949"/>
-        <w:gridCol w:w="1949"/>
-        <w:gridCol w:w="1949"/>
+        <w:gridCol w:w="1728"/>
+        <w:gridCol w:w="1728"/>
+        <w:gridCol w:w="1728"/>
+        <w:gridCol w:w="1728"/>
+        <w:gridCol w:w="1728"/>
       </w:tblGrid>
       <w:tr>
         <w:tc>
           <w:tcPr>
-            <w:tcW w:type="dxa" w:w="1949"/>
+            <w:tcW w:type="dxa" w:w="1728"/>
           </w:tcPr>
           <w:p>
             <w:r>
               <w:rPr>
                 <w:b/>
-                <w:sz w:val="18"/>
+              </w:rPr>
+            </w:r>
+            <w:r>
+              <w:rPr>
+                <w:b/>
               </w:rPr>
               <w:t>排名（縣／郡 OOT 證據）</w:t>
             </w:r>
@@ -2296,13 +2324,17 @@
         </w:tc>
         <w:tc>
           <w:tcPr>
-            <w:tcW w:type="dxa" w:w="1949"/>
+            <w:tcW w:type="dxa" w:w="1728"/>
           </w:tcPr>
           <w:p>
             <w:r>
               <w:rPr>
                 <w:b/>
-                <w:sz w:val="18"/>
+              </w:rPr>
+            </w:r>
+            <w:r>
+              <w:rPr>
+                <w:b/>
               </w:rPr>
               <w:t>因素</w:t>
             </w:r>
@@ -2310,13 +2342,17 @@
         </w:tc>
         <w:tc>
           <w:tcPr>
-            <w:tcW w:type="dxa" w:w="1949"/>
+            <w:tcW w:type="dxa" w:w="1728"/>
           </w:tcPr>
           <w:p>
             <w:r>
               <w:rPr>
                 <w:b/>
-                <w:sz w:val="18"/>
+              </w:rPr>
+            </w:r>
+            <w:r>
+              <w:rPr>
+                <w:b/>
               </w:rPr>
               <w:t>依據</w:t>
             </w:r>
@@ -2324,26 +2360,24 @@
         </w:tc>
         <w:tc>
           <w:tcPr>
-            <w:tcW w:type="dxa" w:w="1949"/>
+            <w:tcW w:type="dxa" w:w="1728"/>
           </w:tcPr>
           <w:p>
             <w:r>
               <w:rPr>
                 <w:b/>
-                <w:sz w:val="18"/>
               </w:rPr>
             </w:r>
           </w:p>
         </w:tc>
         <w:tc>
           <w:tcPr>
-            <w:tcW w:type="dxa" w:w="1949"/>
+            <w:tcW w:type="dxa" w:w="1728"/>
           </w:tcPr>
           <w:p>
             <w:r>
               <w:rPr>
                 <w:b/>
-                <w:sz w:val="18"/>
               </w:rPr>
             </w:r>
           </w:p>
@@ -2352,195 +2386,166 @@
       <w:tr>
         <w:tc>
           <w:tcPr>
-            <w:tcW w:type="dxa" w:w="1949"/>
+            <w:tcW w:type="dxa" w:w="1728"/>
           </w:tcPr>
           <w:p>
+            <w:r/>
             <w:r>
-              <w:rPr>
-                <w:sz w:val="18"/>
-              </w:rPr>
               <w:t>0（基準，壓倒性）</w:t>
             </w:r>
           </w:p>
         </w:tc>
         <w:tc>
           <w:tcPr>
-            <w:tcW w:type="dxa" w:w="1949"/>
+            <w:tcW w:type="dxa" w:w="1728"/>
           </w:tcPr>
           <w:p>
+            <w:r/>
             <w:r>
               <w:rPr>
-                <w:sz w:val="18"/>
+                <w:b/>
               </w:rPr>
-              <w:t>**歷史／基本盤（PreviousShare）**</w:t>
+              <w:t>歷史／基本盤（PreviousShare）</w:t>
             </w:r>
           </w:p>
         </w:tc>
         <w:tc>
           <w:tcPr>
-            <w:tcW w:type="dxa" w:w="1949"/>
+            <w:tcW w:type="dxa" w:w="1728"/>
           </w:tcPr>
           <w:p>
+            <w:r/>
             <w:r>
-              <w:rPr>
-                <w:sz w:val="18"/>
-              </w:rPr>
               <w:t>兩邊 permutation 與主 MAE</w:t>
             </w:r>
           </w:p>
         </w:tc>
         <w:tc>
           <w:tcPr>
-            <w:tcW w:type="dxa" w:w="1949"/>
+            <w:tcW w:type="dxa" w:w="1728"/>
           </w:tcPr>
           <w:p>
-            <w:r>
-              <w:rPr>
-                <w:sz w:val="18"/>
-              </w:rPr>
-            </w:r>
+            <w:r/>
           </w:p>
         </w:tc>
         <w:tc>
           <w:tcPr>
-            <w:tcW w:type="dxa" w:w="1949"/>
+            <w:tcW w:type="dxa" w:w="1728"/>
           </w:tcPr>
           <w:p>
-            <w:r>
-              <w:rPr>
-                <w:sz w:val="18"/>
-              </w:rPr>
-            </w:r>
+            <w:r/>
           </w:p>
         </w:tc>
       </w:tr>
       <w:tr>
         <w:tc>
           <w:tcPr>
-            <w:tcW w:type="dxa" w:w="1949"/>
+            <w:tcW w:type="dxa" w:w="1728"/>
           </w:tcPr>
           <w:p>
+            <w:r/>
             <w:r>
-              <w:rPr>
-                <w:sz w:val="18"/>
-              </w:rPr>
               <w:t>1</w:t>
             </w:r>
           </w:p>
         </w:tc>
         <w:tc>
           <w:tcPr>
-            <w:tcW w:type="dxa" w:w="1949"/>
+            <w:tcW w:type="dxa" w:w="1728"/>
           </w:tcPr>
           <w:p>
+            <w:r/>
             <w:r>
               <w:rPr>
-                <w:sz w:val="18"/>
+                <w:b/>
               </w:rPr>
-              <w:t>**經濟（縣市失業／所得代理）**</w:t>
+              <w:t>經濟（縣市失業／所得代理）</w:t>
             </w:r>
           </w:p>
         </w:tc>
         <w:tc>
           <w:tcPr>
-            <w:tcW w:type="dxa" w:w="1949"/>
+            <w:tcW w:type="dxa" w:w="1728"/>
           </w:tcPr>
           <w:p>
+            <w:r/>
             <w:r>
-              <w:rPr>
-                <w:sz w:val="18"/>
-              </w:rPr>
               <w:t>臺灣：Prev＋Economic 唯一穩定微贏 Prev 的 Ridge；兩邊 perm 均 &gt; education</w:t>
             </w:r>
           </w:p>
         </w:tc>
         <w:tc>
           <w:tcPr>
-            <w:tcW w:type="dxa" w:w="1949"/>
+            <w:tcW w:type="dxa" w:w="1728"/>
           </w:tcPr>
           <w:p>
-            <w:r>
-              <w:rPr>
-                <w:sz w:val="18"/>
-              </w:rPr>
-            </w:r>
+            <w:r/>
           </w:p>
         </w:tc>
         <w:tc>
           <w:tcPr>
-            <w:tcW w:type="dxa" w:w="1949"/>
+            <w:tcW w:type="dxa" w:w="1728"/>
           </w:tcPr>
           <w:p>
-            <w:r>
-              <w:rPr>
-                <w:sz w:val="18"/>
-              </w:rPr>
-            </w:r>
+            <w:r/>
           </w:p>
         </w:tc>
       </w:tr>
       <w:tr>
         <w:tc>
           <w:tcPr>
-            <w:tcW w:type="dxa" w:w="1949"/>
+            <w:tcW w:type="dxa" w:w="1728"/>
           </w:tcPr>
           <w:p>
+            <w:r/>
             <w:r>
-              <w:rPr>
-                <w:sz w:val="18"/>
-              </w:rPr>
               <w:t>2</w:t>
             </w:r>
           </w:p>
         </w:tc>
         <w:tc>
           <w:tcPr>
-            <w:tcW w:type="dxa" w:w="1949"/>
+            <w:tcW w:type="dxa" w:w="1728"/>
           </w:tcPr>
           <w:p>
+            <w:r/>
             <w:r>
               <w:rPr>
-                <w:sz w:val="18"/>
+                <w:b/>
               </w:rPr>
-              <w:t>**教育**</w:t>
+              <w:t>教育</w:t>
             </w:r>
           </w:p>
         </w:tc>
         <w:tc>
           <w:tcPr>
-            <w:tcW w:type="dxa" w:w="1949"/>
+            <w:tcW w:type="dxa" w:w="1728"/>
           </w:tcPr>
           <w:p>
+            <w:r/>
             <w:r>
-              <w:rPr>
-                <w:sz w:val="18"/>
-              </w:rPr>
               <w:t>美國略貼近經濟；臺灣加在 Prev 上常傷害 OOT；</w:t>
             </w:r>
           </w:p>
         </w:tc>
         <w:tc>
           <w:tcPr>
-            <w:tcW w:type="dxa" w:w="1949"/>
+            <w:tcW w:type="dxa" w:w="1728"/>
           </w:tcPr>
           <w:p>
+            <w:r/>
             <w:r>
-              <w:rPr>
-                <w:sz w:val="18"/>
-              </w:rPr>
               <w:t>coef</w:t>
             </w:r>
           </w:p>
         </w:tc>
         <w:tc>
           <w:tcPr>
-            <w:tcW w:type="dxa" w:w="1949"/>
+            <w:tcW w:type="dxa" w:w="1728"/>
           </w:tcPr>
           <w:p>
+            <w:r/>
             <w:r>
-              <w:rPr>
-                <w:sz w:val="18"/>
-              </w:rPr>
               <w:t>有時高於經濟但 ΔMAE／perm 較弱</w:t>
             </w:r>
           </w:p>
@@ -2549,70 +2554,67 @@
       <w:tr>
         <w:tc>
           <w:tcPr>
-            <w:tcW w:type="dxa" w:w="1949"/>
+            <w:tcW w:type="dxa" w:w="1728"/>
           </w:tcPr>
           <w:p>
+            <w:r/>
             <w:r>
-              <w:rPr>
-                <w:sz w:val="18"/>
-              </w:rPr>
               <w:t>3</w:t>
             </w:r>
           </w:p>
         </w:tc>
         <w:tc>
           <w:tcPr>
-            <w:tcW w:type="dxa" w:w="1949"/>
+            <w:tcW w:type="dxa" w:w="1728"/>
           </w:tcPr>
           <w:p>
+            <w:r/>
             <w:r>
               <w:rPr>
-                <w:sz w:val="18"/>
+                <w:b/>
               </w:rPr>
-              <w:t>**媒體／議題（X／新聞代理）**</w:t>
+              <w:t>媒體／議題（X／新聞代理）</w:t>
             </w:r>
           </w:p>
         </w:tc>
         <w:tc>
           <w:tcPr>
-            <w:tcW w:type="dxa" w:w="1949"/>
+            <w:tcW w:type="dxa" w:w="1728"/>
           </w:tcPr>
           <w:p>
+            <w:r/>
+            <w:r>
+              <w:t>僅全國 Extension；n 太小，</w:t>
+            </w:r>
             <w:r>
               <w:rPr>
-                <w:sz w:val="18"/>
+                <w:b/>
               </w:rPr>
-              <w:t>僅全國 Extension；n 太小，**不能**與縣市教育／經濟並列為穩定預測因素</w:t>
+              <w:t>不能</w:t>
+            </w:r>
+            <w:r>
+              <w:t>與縣市教育／經濟並列為穩定預測因素</w:t>
             </w:r>
           </w:p>
         </w:tc>
         <w:tc>
           <w:tcPr>
-            <w:tcW w:type="dxa" w:w="1949"/>
+            <w:tcW w:type="dxa" w:w="1728"/>
           </w:tcPr>
           <w:p>
-            <w:r>
-              <w:rPr>
-                <w:sz w:val="18"/>
-              </w:rPr>
-            </w:r>
+            <w:r/>
           </w:p>
         </w:tc>
         <w:tc>
           <w:tcPr>
-            <w:tcW w:type="dxa" w:w="1949"/>
+            <w:tcW w:type="dxa" w:w="1728"/>
           </w:tcPr>
           <w:p>
-            <w:r>
-              <w:rPr>
-                <w:sz w:val="18"/>
-              </w:rPr>
-            </w:r>
+            <w:r/>
           </w:p>
         </w:tc>
       </w:tr>
     </w:tbl>
-    <w:p/>
     <w:p>
       <w:r>
         <w:t>一句話（可貼簡報）：</w:t>
@@ -2625,11 +2627,8 @@
       </w:r>
     </w:p>
     <w:p>
-      <w:pPr>
-        <w:pStyle w:val="Heading1"/>
-      </w:pPr>
-      <w:r>
-        <w:t>5. 預測結果（基本分析之後）</w:t>
+      <w:r>
+        <w:t>---</w:t>
       </w:r>
     </w:p>
     <w:p>
@@ -2637,16 +2636,24 @@
         <w:pStyle w:val="Heading2"/>
       </w:pPr>
       <w:r>
-        <w:t>5.1 臺灣家族 A（唯一主結果）</w:t>
+        <w:t>5. 預測結果（基本分析之後）</w:t>
       </w:r>
     </w:p>
     <w:p>
+      <w:pPr>
+        <w:pStyle w:val="Heading3"/>
+      </w:pPr>
+      <w:r>
+        <w:t>5.1 臺灣核心設定（唯一主結果）</w:t>
+      </w:r>
+    </w:p>
+    <w:p>
       <w:r>
         <w:t>資料：</w:t>
       </w:r>
       <w:r>
         <w:rPr>
-          <w:rFonts w:ascii="Noto Sans Mono" w:hAnsi="Noto Sans Mono"/>
+          <w:rFonts w:ascii="Consolas" w:hAnsi="Consolas"/>
           <w:sz w:val="18"/>
         </w:rPr>
         <w:t>data/county_panel_features_2000_2024.csv</w:t>
@@ -2656,7 +2663,7 @@
       </w:r>
       <w:r>
         <w:rPr>
-          <w:rFonts w:ascii="Noto Sans Mono" w:hAnsi="Noto Sans Mono"/>
+          <w:rFonts w:ascii="Consolas" w:hAnsi="Consolas"/>
           <w:sz w:val="18"/>
         </w:rPr>
         <w:t>python scripts/taiwan_core_backtest.py</w:t>
@@ -2672,20 +2679,24 @@
         <w:tblLook w:firstColumn="1" w:firstRow="1" w:lastColumn="0" w:lastRow="0" w:noHBand="0" w:noVBand="1" w:val="04A0"/>
       </w:tblPr>
       <w:tblGrid>
-        <w:gridCol w:w="3249"/>
-        <w:gridCol w:w="3249"/>
-        <w:gridCol w:w="3249"/>
+        <w:gridCol w:w="2880"/>
+        <w:gridCol w:w="2880"/>
+        <w:gridCol w:w="2880"/>
       </w:tblGrid>
       <w:tr>
         <w:tc>
           <w:tcPr>
-            <w:tcW w:type="dxa" w:w="3249"/>
+            <w:tcW w:type="dxa" w:w="2880"/>
           </w:tcPr>
           <w:p>
             <w:r>
               <w:rPr>
                 <w:b/>
-                <w:sz w:val="18"/>
+              </w:rPr>
+            </w:r>
+            <w:r>
+              <w:rPr>
+                <w:b/>
               </w:rPr>
               <w:t>模型</w:t>
             </w:r>
@@ -2693,13 +2704,17 @@
         </w:tc>
         <w:tc>
           <w:tcPr>
-            <w:tcW w:type="dxa" w:w="3249"/>
+            <w:tcW w:type="dxa" w:w="2880"/>
           </w:tcPr>
           <w:p>
             <w:r>
               <w:rPr>
                 <w:b/>
-                <w:sz w:val="18"/>
+              </w:rPr>
+            </w:r>
+            <w:r>
+              <w:rPr>
+                <w:b/>
               </w:rPr>
               <w:t>平均 MAE</w:t>
             </w:r>
@@ -2707,13 +2722,17 @@
         </w:tc>
         <w:tc>
           <w:tcPr>
-            <w:tcW w:type="dxa" w:w="3249"/>
+            <w:tcW w:type="dxa" w:w="2880"/>
           </w:tcPr>
           <w:p>
             <w:r>
               <w:rPr>
                 <w:b/>
-                <w:sz w:val="18"/>
+              </w:rPr>
+            </w:r>
+            <w:r>
+              <w:rPr>
+                <w:b/>
               </w:rPr>
               <w:t>RMSE</w:t>
             </w:r>
@@ -2723,39 +2742,39 @@
       <w:tr>
         <w:tc>
           <w:tcPr>
-            <w:tcW w:type="dxa" w:w="3249"/>
+            <w:tcW w:type="dxa" w:w="2880"/>
           </w:tcPr>
           <w:p>
+            <w:r/>
             <w:r>
               <w:rPr>
-                <w:sz w:val="18"/>
+                <w:b/>
               </w:rPr>
-              <w:t>**Previous-election baseline**</w:t>
+              <w:t>Previous-election baseline</w:t>
             </w:r>
           </w:p>
         </w:tc>
         <w:tc>
           <w:tcPr>
-            <w:tcW w:type="dxa" w:w="3249"/>
+            <w:tcW w:type="dxa" w:w="2880"/>
           </w:tcPr>
           <w:p>
+            <w:r/>
             <w:r>
               <w:rPr>
-                <w:sz w:val="18"/>
+                <w:b/>
               </w:rPr>
-              <w:t>**0.0793**</w:t>
+              <w:t>0.0793</w:t>
             </w:r>
           </w:p>
         </w:tc>
         <w:tc>
           <w:tcPr>
-            <w:tcW w:type="dxa" w:w="3249"/>
+            <w:tcW w:type="dxa" w:w="2880"/>
           </w:tcPr>
           <w:p>
+            <w:r/>
             <w:r>
-              <w:rPr>
-                <w:sz w:val="18"/>
-              </w:rPr>
               <w:t>0.0814</w:t>
             </w:r>
           </w:p>
@@ -2764,39 +2783,33 @@
       <w:tr>
         <w:tc>
           <w:tcPr>
-            <w:tcW w:type="dxa" w:w="3249"/>
+            <w:tcW w:type="dxa" w:w="2880"/>
           </w:tcPr>
           <w:p>
+            <w:r/>
             <w:r>
-              <w:rPr>
-                <w:sz w:val="18"/>
-              </w:rPr>
               <w:t>Random Forest</w:t>
             </w:r>
           </w:p>
         </w:tc>
         <w:tc>
           <w:tcPr>
-            <w:tcW w:type="dxa" w:w="3249"/>
+            <w:tcW w:type="dxa" w:w="2880"/>
           </w:tcPr>
           <w:p>
+            <w:r/>
             <w:r>
-              <w:rPr>
-                <w:sz w:val="18"/>
-              </w:rPr>
               <w:t>0.1041</w:t>
             </w:r>
           </w:p>
         </w:tc>
         <w:tc>
           <w:tcPr>
-            <w:tcW w:type="dxa" w:w="3249"/>
+            <w:tcW w:type="dxa" w:w="2880"/>
           </w:tcPr>
           <w:p>
+            <w:r/>
             <w:r>
-              <w:rPr>
-                <w:sz w:val="18"/>
-              </w:rPr>
               <w:t>0.1165</w:t>
             </w:r>
           </w:p>
@@ -2805,39 +2818,33 @@
       <w:tr>
         <w:tc>
           <w:tcPr>
-            <w:tcW w:type="dxa" w:w="3249"/>
+            <w:tcW w:type="dxa" w:w="2880"/>
           </w:tcPr>
           <w:p>
+            <w:r/>
             <w:r>
-              <w:rPr>
-                <w:sz w:val="18"/>
-              </w:rPr>
               <w:t>HistGradientBoosting</w:t>
             </w:r>
           </w:p>
         </w:tc>
         <w:tc>
           <w:tcPr>
-            <w:tcW w:type="dxa" w:w="3249"/>
+            <w:tcW w:type="dxa" w:w="2880"/>
           </w:tcPr>
           <w:p>
+            <w:r/>
             <w:r>
-              <w:rPr>
-                <w:sz w:val="18"/>
-              </w:rPr>
               <w:t>0.1189</w:t>
             </w:r>
           </w:p>
         </w:tc>
         <w:tc>
           <w:tcPr>
-            <w:tcW w:type="dxa" w:w="3249"/>
+            <w:tcW w:type="dxa" w:w="2880"/>
           </w:tcPr>
           <w:p>
+            <w:r/>
             <w:r>
-              <w:rPr>
-                <w:sz w:val="18"/>
-              </w:rPr>
               <w:t>0.1268</w:t>
             </w:r>
           </w:p>
@@ -2846,46 +2853,39 @@
       <w:tr>
         <w:tc>
           <w:tcPr>
-            <w:tcW w:type="dxa" w:w="3249"/>
+            <w:tcW w:type="dxa" w:w="2880"/>
           </w:tcPr>
           <w:p>
+            <w:r/>
             <w:r>
-              <w:rPr>
-                <w:sz w:val="18"/>
-              </w:rPr>
               <w:t>Ridge（完整歷史特徵組）</w:t>
             </w:r>
           </w:p>
         </w:tc>
         <w:tc>
           <w:tcPr>
-            <w:tcW w:type="dxa" w:w="3249"/>
+            <w:tcW w:type="dxa" w:w="2880"/>
           </w:tcPr>
           <w:p>
+            <w:r/>
             <w:r>
-              <w:rPr>
-                <w:sz w:val="18"/>
-              </w:rPr>
               <w:t>0.1786</w:t>
             </w:r>
           </w:p>
         </w:tc>
         <w:tc>
           <w:tcPr>
-            <w:tcW w:type="dxa" w:w="3249"/>
+            <w:tcW w:type="dxa" w:w="2880"/>
           </w:tcPr>
           <w:p>
+            <w:r/>
             <w:r>
-              <w:rPr>
-                <w:sz w:val="18"/>
-              </w:rPr>
               <w:t>0.1855</w:t>
             </w:r>
           </w:p>
         </w:tc>
       </w:tr>
     </w:tbl>
-    <w:p/>
     <w:p>
       <w:r>
         <w:rPr>
@@ -2898,7 +2898,7 @@
       </w:r>
       <w:r>
         <w:rPr>
-          <w:rFonts w:ascii="Noto Sans Mono" w:hAnsi="Noto Sans Mono"/>
+          <w:rFonts w:ascii="Consolas" w:hAnsi="Consolas"/>
           <w:sz w:val="18"/>
         </w:rPr>
         <w:t>文獻脈絡路線.md</w:t>
@@ -2931,7 +2931,7 @@
     </w:p>
     <w:p>
       <w:r>
-        <w:t xml:space="preserve">補充：家族 A+（滯後社經＋ESC PROXY）Ridge 可改善至約 </w:t>
+        <w:t xml:space="preserve">補充：核心設定＋（enriched）（滯後社經＋ESC PROXY）Ridge 可改善至約 </w:t>
       </w:r>
       <w:r>
         <w:rPr>
@@ -2953,7 +2953,7 @@
       </w:r>
       <w:r>
         <w:rPr>
-          <w:rFonts w:ascii="Noto Sans Mono" w:hAnsi="Noto Sans Mono"/>
+          <w:rFonts w:ascii="Consolas" w:hAnsi="Consolas"/>
           <w:sz w:val="18"/>
         </w:rPr>
         <w:t>results/feature_weights/</w:t>
@@ -2968,12 +2968,12 @@
         <w:t>不改</w:t>
       </w:r>
       <w:r>
-        <w:t>家族 A 主表。</w:t>
+        <w:t>核心設定 主表。</w:t>
       </w:r>
     </w:p>
     <w:p>
       <w:pPr>
-        <w:pStyle w:val="Heading2"/>
+        <w:pStyle w:val="Heading3"/>
       </w:pPr>
       <w:r>
         <w:t>5.2 美國 Core（對照）</w:t>
@@ -2986,19 +2986,23 @@
         <w:tblLook w:firstColumn="1" w:firstRow="1" w:lastColumn="0" w:lastRow="0" w:noHBand="0" w:noVBand="1" w:val="04A0"/>
       </w:tblPr>
       <w:tblGrid>
-        <w:gridCol w:w="4873"/>
-        <w:gridCol w:w="4873"/>
+        <w:gridCol w:w="4320"/>
+        <w:gridCol w:w="4320"/>
       </w:tblGrid>
       <w:tr>
         <w:tc>
           <w:tcPr>
-            <w:tcW w:type="dxa" w:w="4873"/>
+            <w:tcW w:type="dxa" w:w="4320"/>
           </w:tcPr>
           <w:p>
             <w:r>
               <w:rPr>
                 <w:b/>
-                <w:sz w:val="18"/>
+              </w:rPr>
+            </w:r>
+            <w:r>
+              <w:rPr>
+                <w:b/>
               </w:rPr>
               <w:t>模型</w:t>
             </w:r>
@@ -3006,13 +3010,17 @@
         </w:tc>
         <w:tc>
           <w:tcPr>
-            <w:tcW w:type="dxa" w:w="4873"/>
+            <w:tcW w:type="dxa" w:w="4320"/>
           </w:tcPr>
           <w:p>
             <w:r>
               <w:rPr>
                 <w:b/>
-                <w:sz w:val="18"/>
+              </w:rPr>
+            </w:r>
+            <w:r>
+              <w:rPr>
+                <w:b/>
               </w:rPr>
               <w:t>平均 MAE（摘要）</w:t>
             </w:r>
@@ -3022,27 +3030,29 @@
       <w:tr>
         <w:tc>
           <w:tcPr>
-            <w:tcW w:type="dxa" w:w="4873"/>
+            <w:tcW w:type="dxa" w:w="4320"/>
           </w:tcPr>
           <w:p>
+            <w:r/>
             <w:r>
               <w:rPr>
-                <w:sz w:val="18"/>
+                <w:b/>
               </w:rPr>
-              <w:t>**PreviousShare**</w:t>
+              <w:t>PreviousShare</w:t>
             </w:r>
           </w:p>
         </w:tc>
         <w:tc>
           <w:tcPr>
-            <w:tcW w:type="dxa" w:w="4873"/>
+            <w:tcW w:type="dxa" w:w="4320"/>
           </w:tcPr>
           <w:p>
+            <w:r/>
             <w:r>
               <w:rPr>
-                <w:sz w:val="18"/>
+                <w:b/>
               </w:rPr>
-              <w:t>**0.0345**</w:t>
+              <w:t>0.0345</w:t>
             </w:r>
           </w:p>
         </w:tc>
@@ -3050,40 +3060,45 @@
       <w:tr>
         <w:tc>
           <w:tcPr>
-            <w:tcW w:type="dxa" w:w="4873"/>
+            <w:tcW w:type="dxa" w:w="4320"/>
           </w:tcPr>
           <w:p>
+            <w:r/>
             <w:r>
-              <w:rPr>
-                <w:sz w:val="18"/>
-              </w:rPr>
               <w:t>訓練模型</w:t>
             </w:r>
           </w:p>
         </w:tc>
         <w:tc>
           <w:tcPr>
-            <w:tcW w:type="dxa" w:w="4873"/>
+            <w:tcW w:type="dxa" w:w="4320"/>
           </w:tcPr>
           <w:p>
+            <w:r/>
+            <w:r>
+              <w:t xml:space="preserve">均高於 Prev（詳見 </w:t>
+            </w:r>
             <w:r>
               <w:rPr>
+                <w:rFonts w:ascii="Consolas" w:hAnsi="Consolas"/>
                 <w:sz w:val="18"/>
               </w:rPr>
-              <w:t>均高於 Prev（詳見 `fyp_us_core/`）</w:t>
+              <w:t>fyp_us_core/</w:t>
+            </w:r>
+            <w:r>
+              <w:t>）</w:t>
             </w:r>
           </w:p>
         </w:tc>
       </w:tr>
     </w:tbl>
-    <w:p/>
     <w:p>
       <w:r>
         <w:t xml:space="preserve">美國同樣「上屆最好」，與第 4.3 節因素表一致。美台對等資料層見 </w:t>
       </w:r>
       <w:r>
         <w:rPr>
-          <w:rFonts w:ascii="Noto Sans Mono" w:hAnsi="Noto Sans Mono"/>
+          <w:rFonts w:ascii="Consolas" w:hAnsi="Consolas"/>
           <w:sz w:val="18"/>
         </w:rPr>
         <w:t>docs/美台資料對等表.md</w:t>
@@ -3093,13 +3108,91 @@
       </w:r>
       <w:r>
         <w:rPr>
-          <w:rFonts w:ascii="Noto Sans Mono" w:hAnsi="Noto Sans Mono"/>
+          <w:rFonts w:ascii="Consolas" w:hAnsi="Consolas"/>
           <w:sz w:val="18"/>
         </w:rPr>
         <w:t>docs/美台必備數據對稱說明.md</w:t>
       </w:r>
       <w:r>
         <w:t>。</w:t>
+      </w:r>
+    </w:p>
+    <w:p>
+      <w:pPr>
+        <w:pStyle w:val="Heading3"/>
+      </w:pPr>
+      <w:r>
+        <w:t>5.3 RQ2 空間同窗（對照線，非主結果）</w:t>
+      </w:r>
+    </w:p>
+    <w:p>
+      <w:r>
+        <w:t xml:space="preserve">縣市 Queen／k-NN／距離衰減＋SGC／GCN：PreviousShare </w:t>
+      </w:r>
+      <w:r>
+        <w:rPr>
+          <w:b/>
+        </w:rPr>
+        <w:t>0.0793</w:t>
+      </w:r>
+      <w:r>
+        <w:t xml:space="preserve"> 仍最好；最佳 SGC+RF≈0.1029，僅微勝非空間 RF。可訓練 GCN／GAT 跨年平均不穩，不建議當主結果。美台全表、US SGC、NE pilot 與 DEFERRED 說明見</w:t>
+      </w:r>
+      <w:r>
+        <w:rPr>
+          <w:b/>
+        </w:rPr>
+        <w:t>第 6.1 節</w:t>
+      </w:r>
+      <w:r>
+        <w:t xml:space="preserve">及 </w:t>
+      </w:r>
+      <w:r>
+        <w:rPr>
+          <w:rFonts w:ascii="Consolas" w:hAnsi="Consolas"/>
+          <w:sz w:val="18"/>
+        </w:rPr>
+        <w:t>docs/RQ2_RQ3_RQ4_誠實框住.md</w:t>
+      </w:r>
+      <w:r>
+        <w:t>／</w:t>
+      </w:r>
+      <w:r>
+        <w:rPr>
+          <w:rFonts w:ascii="Consolas" w:hAnsi="Consolas"/>
+          <w:sz w:val="18"/>
+        </w:rPr>
+        <w:t>docs/空間共邊GCN.md</w:t>
+      </w:r>
+      <w:r>
+        <w:t>。</w:t>
+      </w:r>
+    </w:p>
+    <w:p>
+      <w:pPr>
+        <w:pStyle w:val="Heading3"/>
+      </w:pPr>
+      <w:r>
+        <w:t>5.4 其他補充線（勿混入主表）</w:t>
+      </w:r>
+    </w:p>
+    <w:p>
+      <w:r>
+        <w:t xml:space="preserve">鄉鎮 swing／demeaned、政綱編碼、香港因素敘事、全國民調 Extension、Monte Carlo </w:t>
+      </w:r>
+      <w:r>
+        <w:rPr>
+          <w:b/>
+        </w:rPr>
+        <w:t>示範</w:t>
+      </w:r>
+      <w:r>
+        <w:t>勝率等，皆標 Extension／敘事；詳見既有分冊文件。Oracle 全國均值重建僅作診斷並標明洩漏。</w:t>
+      </w:r>
+    </w:p>
+    <w:p>
+      <w:r>
+        <w:t>---</w:t>
       </w:r>
     </w:p>
     <w:p>
@@ -3107,85 +3200,12 @@
         <w:pStyle w:val="Heading2"/>
       </w:pPr>
       <w:r>
-        <w:t>5.3 RQ2 空間同窗（對照線，非主結果）</w:t>
-      </w:r>
-    </w:p>
-    <w:p>
-      <w:r>
-        <w:t xml:space="preserve">縣市 Queen／k-NN／距離衰減＋SGC／GCN：PreviousShare </w:t>
-      </w:r>
-      <w:r>
-        <w:rPr>
-          <w:b/>
-        </w:rPr>
-        <w:t>0.0793</w:t>
-      </w:r>
-      <w:r>
-        <w:t xml:space="preserve"> 仍最好；最佳 SGC+RF≈0.1029，僅微勝非空間 RF。可訓練 GCN／GAT 跨年平均不穩，不建議當主結果。美台全表、US SGC、NE pilot 與 DEFERRED 說明見</w:t>
-      </w:r>
-      <w:r>
-        <w:rPr>
-          <w:b/>
-        </w:rPr>
-        <w:t>第 6.1 節</w:t>
-      </w:r>
-      <w:r>
-        <w:t xml:space="preserve">及 </w:t>
-      </w:r>
-      <w:r>
-        <w:rPr>
-          <w:rFonts w:ascii="Noto Sans Mono" w:hAnsi="Noto Sans Mono"/>
-          <w:sz w:val="18"/>
-        </w:rPr>
-        <w:t>docs/RQ2_RQ3_RQ4_誠實框住.md</w:t>
-      </w:r>
-      <w:r>
-        <w:t>／</w:t>
-      </w:r>
-      <w:r>
-        <w:rPr>
-          <w:rFonts w:ascii="Noto Sans Mono" w:hAnsi="Noto Sans Mono"/>
-          <w:sz w:val="18"/>
-        </w:rPr>
-        <w:t>docs/空間共邊GCN.md</w:t>
-      </w:r>
-      <w:r>
-        <w:t>。</w:t>
+        <w:t>6. RQ2／RQ3／RQ4 誠實框住（空間・跨域轉移・不確定性）</w:t>
       </w:r>
     </w:p>
     <w:p>
       <w:pPr>
-        <w:pStyle w:val="Heading2"/>
-      </w:pPr>
-      <w:r>
-        <w:t>5.4 其他補充線（勿混入主表）</w:t>
-      </w:r>
-    </w:p>
-    <w:p>
-      <w:r>
-        <w:t xml:space="preserve">鄉鎮 swing／demeaned、政綱編碼、香港因素敘事、全國民調 Extension、Monte Carlo </w:t>
-      </w:r>
-      <w:r>
-        <w:rPr>
-          <w:b/>
-        </w:rPr>
-        <w:t>示範</w:t>
-      </w:r>
-      <w:r>
-        <w:t>勝率等，皆標 Extension／敘事；詳見既有分冊文件。Oracle 全國均值重建僅作診斷並標明洩漏。</w:t>
-      </w:r>
-    </w:p>
-    <w:p>
-      <w:pPr>
-        <w:pStyle w:val="Heading1"/>
-      </w:pPr>
-      <w:r>
-        <w:t>6. RQ2／RQ3／RQ4 誠實框住（空間・跨域轉移・不確定性）</w:t>
-      </w:r>
-    </w:p>
-    <w:p>
-      <w:pPr>
-        <w:ind w:left="283"/>
+        <w:ind w:left="360"/>
       </w:pPr>
       <w:r>
         <w:rPr>
@@ -3195,7 +3215,7 @@
       </w:r>
       <w:r>
         <w:rPr>
-          <w:rFonts w:ascii="Noto Sans Mono" w:hAnsi="Noto Sans Mono"/>
+          <w:rFonts w:ascii="Consolas" w:hAnsi="Consolas"/>
           <w:i/>
           <w:sz w:val="18"/>
         </w:rPr>
@@ -3218,7 +3238,7 @@
         <w:rPr>
           <w:i/>
         </w:rPr>
-        <w:t xml:space="preserve">家族 A Prev </w:t>
+        <w:t xml:space="preserve">核心設定 Prev </w:t>
       </w:r>
       <w:r>
         <w:rPr>
@@ -3249,7 +3269,7 @@
     </w:p>
     <w:p>
       <w:pPr>
-        <w:pStyle w:val="Heading2"/>
+        <w:pStyle w:val="Heading3"/>
       </w:pPr>
       <w:r>
         <w:t>6.1 空間（RQ2）</w:t>
@@ -3300,21 +3320,25 @@
         <w:tblLook w:firstColumn="1" w:firstRow="1" w:lastColumn="0" w:lastRow="0" w:noHBand="0" w:noVBand="1" w:val="04A0"/>
       </w:tblPr>
       <w:tblGrid>
-        <w:gridCol w:w="2436"/>
-        <w:gridCol w:w="2436"/>
-        <w:gridCol w:w="2436"/>
-        <w:gridCol w:w="2436"/>
+        <w:gridCol w:w="2160"/>
+        <w:gridCol w:w="2160"/>
+        <w:gridCol w:w="2160"/>
+        <w:gridCol w:w="2160"/>
       </w:tblGrid>
       <w:tr>
         <w:tc>
           <w:tcPr>
-            <w:tcW w:type="dxa" w:w="2436"/>
+            <w:tcW w:type="dxa" w:w="2160"/>
           </w:tcPr>
           <w:p>
             <w:r>
               <w:rPr>
                 <w:b/>
-                <w:sz w:val="18"/>
+              </w:rPr>
+            </w:r>
+            <w:r>
+              <w:rPr>
+                <w:b/>
               </w:rPr>
               <w:t>範圍</w:t>
             </w:r>
@@ -3322,13 +3346,17 @@
         </w:tc>
         <w:tc>
           <w:tcPr>
-            <w:tcW w:type="dxa" w:w="2436"/>
+            <w:tcW w:type="dxa" w:w="2160"/>
           </w:tcPr>
           <w:p>
             <w:r>
               <w:rPr>
                 <w:b/>
-                <w:sz w:val="18"/>
+              </w:rPr>
+            </w:r>
+            <w:r>
+              <w:rPr>
+                <w:b/>
               </w:rPr>
               <w:t>基準 Prev</w:t>
             </w:r>
@@ -3336,13 +3364,17 @@
         </w:tc>
         <w:tc>
           <w:tcPr>
-            <w:tcW w:type="dxa" w:w="2436"/>
+            <w:tcW w:type="dxa" w:w="2160"/>
           </w:tcPr>
           <w:p>
             <w:r>
               <w:rPr>
                 <w:b/>
-                <w:sz w:val="18"/>
+              </w:rPr>
+            </w:r>
+            <w:r>
+              <w:rPr>
+                <w:b/>
               </w:rPr>
               <w:t>空間／對照（摘要）</w:t>
             </w:r>
@@ -3350,13 +3382,17 @@
         </w:tc>
         <w:tc>
           <w:tcPr>
-            <w:tcW w:type="dxa" w:w="2436"/>
+            <w:tcW w:type="dxa" w:w="2160"/>
           </w:tcPr>
           <w:p>
             <w:r>
               <w:rPr>
                 <w:b/>
-                <w:sz w:val="18"/>
+              </w:rPr>
+            </w:r>
+            <w:r>
+              <w:rPr>
+                <w:b/>
               </w:rPr>
               <w:t>來源</w:t>
             </w:r>
@@ -3366,53 +3402,52 @@
       <w:tr>
         <w:tc>
           <w:tcPr>
-            <w:tcW w:type="dxa" w:w="2436"/>
+            <w:tcW w:type="dxa" w:w="2160"/>
           </w:tcPr>
           <w:p>
+            <w:r/>
             <w:r>
-              <w:rPr>
-                <w:sz w:val="18"/>
-              </w:rPr>
               <w:t>TW 縣市</w:t>
             </w:r>
           </w:p>
         </w:tc>
         <w:tc>
           <w:tcPr>
-            <w:tcW w:type="dxa" w:w="2436"/>
+            <w:tcW w:type="dxa" w:w="2160"/>
           </w:tcPr>
           <w:p>
+            <w:r/>
             <w:r>
               <w:rPr>
-                <w:sz w:val="18"/>
+                <w:b/>
               </w:rPr>
-              <w:t>**0.0793**</w:t>
+              <w:t>0.0793</w:t>
             </w:r>
           </w:p>
         </w:tc>
         <w:tc>
           <w:tcPr>
-            <w:tcW w:type="dxa" w:w="2436"/>
+            <w:tcW w:type="dxa" w:w="2160"/>
           </w:tcPr>
           <w:p>
+            <w:r/>
             <w:r>
-              <w:rPr>
-                <w:sz w:val="18"/>
-              </w:rPr>
               <w:t>最佳 SGC+RF ≈0.1029（略好過非空間 RF 0.1043，仍遠輸 Prev）；trainable GCN／GAT 多數更差</w:t>
             </w:r>
           </w:p>
         </w:tc>
         <w:tc>
           <w:tcPr>
-            <w:tcW w:type="dxa" w:w="2436"/>
+            <w:tcW w:type="dxa" w:w="2160"/>
           </w:tcPr>
           <w:p>
+            <w:r/>
             <w:r>
               <w:rPr>
+                <w:rFonts w:ascii="Consolas" w:hAnsi="Consolas"/>
                 <w:sz w:val="18"/>
               </w:rPr>
-              <w:t>`fyp_taiwan_spatial_gnn/rq2_county/rq2_county_mean_mae_dpp.csv`</w:t>
+              <w:t>fyp_taiwan_spatial_gnn/rq2_county/rq2_county_mean_mae_dpp.csv</w:t>
             </w:r>
           </w:p>
         </w:tc>
@@ -3420,53 +3455,61 @@
       <w:tr>
         <w:tc>
           <w:tcPr>
-            <w:tcW w:type="dxa" w:w="2436"/>
+            <w:tcW w:type="dxa" w:w="2160"/>
           </w:tcPr>
           <w:p>
+            <w:r/>
             <w:r>
-              <w:rPr>
-                <w:sz w:val="18"/>
-              </w:rPr>
               <w:t>US 全縣</w:t>
             </w:r>
           </w:p>
         </w:tc>
         <w:tc>
           <w:tcPr>
-            <w:tcW w:type="dxa" w:w="2436"/>
+            <w:tcW w:type="dxa" w:w="2160"/>
           </w:tcPr>
           <w:p>
+            <w:r/>
             <w:r>
               <w:rPr>
-                <w:sz w:val="18"/>
+                <w:b/>
               </w:rPr>
-              <w:t>**0.0345**</w:t>
+              <w:t>0.0345</w:t>
             </w:r>
           </w:p>
         </w:tc>
         <w:tc>
           <w:tcPr>
-            <w:tcW w:type="dxa" w:w="2436"/>
+            <w:tcW w:type="dxa" w:w="2160"/>
           </w:tcPr>
           <w:p>
+            <w:r/>
+            <w:r>
+              <w:t>SGC 最佳 ≈</w:t>
+            </w:r>
             <w:r>
               <w:rPr>
-                <w:sz w:val="18"/>
+                <w:b/>
               </w:rPr>
-              <w:t>SGC 最佳 ≈**0.0437**（差過 Prev 與 NonSpatial Ridge 0.0388）</w:t>
+              <w:t>0.0437</w:t>
+            </w:r>
+            <w:r>
+              <w:t>（差過 Prev 與 NonSpatial Ridge 0.0388）</w:t>
             </w:r>
           </w:p>
         </w:tc>
         <w:tc>
           <w:tcPr>
-            <w:tcW w:type="dxa" w:w="2436"/>
+            <w:tcW w:type="dxa" w:w="2160"/>
           </w:tcPr>
           <w:p>
+            <w:r/>
             <w:r>
               <w:rPr>
+                <w:rFonts w:ascii="Consolas" w:hAnsi="Consolas"/>
                 <w:sz w:val="18"/>
               </w:rPr>
-              <w:t>`fyp_us_taiwan_transfer/rq2_us_county/rq2_us_county_mean_mae.csv`</w:t>
+              <w:t>fyp_us_taiwan_transfer/rq2_us_county/rq2_us_county_mean_mae.csv</w:t>
             </w:r>
           </w:p>
         </w:tc>
@@ -3474,59 +3517,79 @@
       <w:tr>
         <w:tc>
           <w:tcPr>
-            <w:tcW w:type="dxa" w:w="2436"/>
+            <w:tcW w:type="dxa" w:w="2160"/>
           </w:tcPr>
           <w:p>
+            <w:r/>
             <w:r>
-              <w:rPr>
-                <w:sz w:val="18"/>
-              </w:rPr>
               <w:t>US NE pilot（67 縣）</w:t>
             </w:r>
           </w:p>
         </w:tc>
         <w:tc>
           <w:tcPr>
-            <w:tcW w:type="dxa" w:w="2436"/>
+            <w:tcW w:type="dxa" w:w="2160"/>
           </w:tcPr>
           <w:p>
+            <w:r/>
             <w:r>
               <w:rPr>
-                <w:sz w:val="18"/>
+                <w:b/>
               </w:rPr>
-              <w:t>**0.0314**（子集）</w:t>
+              <w:t>0.0314</w:t>
+            </w:r>
+            <w:r>
+              <w:t>（子集）</w:t>
             </w:r>
           </w:p>
         </w:tc>
         <w:tc>
           <w:tcPr>
-            <w:tcW w:type="dxa" w:w="2436"/>
+            <w:tcW w:type="dxa" w:w="2160"/>
           </w:tcPr>
           <w:p>
+            <w:r/>
+            <w:r>
+              <w:t>ResidualGCN≈0.0569；TrainableGCN≈0.0685——</w:t>
+            </w:r>
             <w:r>
               <w:rPr>
-                <w:sz w:val="18"/>
+                <w:b/>
               </w:rPr>
-              <w:t>ResidualGCN≈0.0569；TrainableGCN≈0.0685——**勿**與全縣 0.0345 混報</w:t>
+              <w:t>勿</w:t>
+            </w:r>
+            <w:r>
+              <w:t>與全縣 0.0345 混報</w:t>
             </w:r>
           </w:p>
         </w:tc>
         <w:tc>
           <w:tcPr>
-            <w:tcW w:type="dxa" w:w="2436"/>
+            <w:tcW w:type="dxa" w:w="2160"/>
           </w:tcPr>
           <w:p>
+            <w:r/>
             <w:r>
               <w:rPr>
+                <w:rFonts w:ascii="Consolas" w:hAnsi="Consolas"/>
                 <w:sz w:val="18"/>
               </w:rPr>
-              <w:t>`results/us_gcn_pilot/`；`docs/US_GCN_DEFERRED.md`</w:t>
+              <w:t>results/us_gcn_pilot/</w:t>
+            </w:r>
+            <w:r>
+              <w:t>；</w:t>
+            </w:r>
+            <w:r>
+              <w:rPr>
+                <w:rFonts w:ascii="Consolas" w:hAnsi="Consolas"/>
+                <w:sz w:val="18"/>
+              </w:rPr>
+              <w:t>docs/US_GCN_DEFERRED.md</w:t>
             </w:r>
           </w:p>
         </w:tc>
       </w:tr>
     </w:tbl>
-    <w:p/>
     <w:p>
       <w:r>
         <w:rPr>
@@ -3540,7 +3603,7 @@
     </w:p>
     <w:p>
       <w:pPr>
-        <w:pStyle w:val="Heading2"/>
+        <w:pStyle w:val="Heading3"/>
       </w:pPr>
       <w:r>
         <w:t>6.2 跨域轉移（RQ3）</w:t>
@@ -3582,20 +3645,24 @@
         <w:tblLook w:firstColumn="1" w:firstRow="1" w:lastColumn="0" w:lastRow="0" w:noHBand="0" w:noVBand="1" w:val="04A0"/>
       </w:tblPr>
       <w:tblGrid>
-        <w:gridCol w:w="3249"/>
-        <w:gridCol w:w="3249"/>
-        <w:gridCol w:w="3249"/>
+        <w:gridCol w:w="2880"/>
+        <w:gridCol w:w="2880"/>
+        <w:gridCol w:w="2880"/>
       </w:tblGrid>
       <w:tr>
         <w:tc>
           <w:tcPr>
-            <w:tcW w:type="dxa" w:w="3249"/>
+            <w:tcW w:type="dxa" w:w="2880"/>
           </w:tcPr>
           <w:p>
             <w:r>
               <w:rPr>
                 <w:b/>
-                <w:sz w:val="18"/>
+              </w:rPr>
+            </w:r>
+            <w:r>
+              <w:rPr>
+                <w:b/>
               </w:rPr>
               <w:t>設定</w:t>
             </w:r>
@@ -3603,13 +3670,17 @@
         </w:tc>
         <w:tc>
           <w:tcPr>
-            <w:tcW w:type="dxa" w:w="3249"/>
+            <w:tcW w:type="dxa" w:w="2880"/>
           </w:tcPr>
           <w:p>
             <w:r>
               <w:rPr>
                 <w:b/>
-                <w:sz w:val="18"/>
+              </w:rPr>
+            </w:r>
+            <w:r>
+              <w:rPr>
+                <w:b/>
               </w:rPr>
               <w:t>數字（mean OOT MAE）</w:t>
             </w:r>
@@ -3617,13 +3688,17 @@
         </w:tc>
         <w:tc>
           <w:tcPr>
-            <w:tcW w:type="dxa" w:w="3249"/>
+            <w:tcW w:type="dxa" w:w="2880"/>
           </w:tcPr>
           <w:p>
             <w:r>
               <w:rPr>
                 <w:b/>
-                <w:sz w:val="18"/>
+              </w:rPr>
+            </w:r>
+            <w:r>
+              <w:rPr>
+                <w:b/>
               </w:rPr>
               <w:t>來源</w:t>
             </w:r>
@@ -3633,40 +3708,44 @@
       <w:tr>
         <w:tc>
           <w:tcPr>
-            <w:tcW w:type="dxa" w:w="3249"/>
+            <w:tcW w:type="dxa" w:w="2880"/>
           </w:tcPr>
           <w:p>
+            <w:r/>
             <w:r>
-              <w:rPr>
-                <w:sz w:val="18"/>
-              </w:rPr>
               <w:t>TW country-only</w:t>
             </w:r>
           </w:p>
         </w:tc>
         <w:tc>
           <w:tcPr>
-            <w:tcW w:type="dxa" w:w="3249"/>
+            <w:tcW w:type="dxa" w:w="2880"/>
           </w:tcPr>
           <w:p>
+            <w:r/>
+            <w:r>
+              <w:t xml:space="preserve">Ridge≈0.0787；Prev </w:t>
+            </w:r>
             <w:r>
               <w:rPr>
-                <w:sz w:val="18"/>
+                <w:b/>
               </w:rPr>
-              <w:t>Ridge≈0.0787；Prev **0.0793**</w:t>
+              <w:t>0.0793</w:t>
             </w:r>
           </w:p>
         </w:tc>
         <w:tc>
           <w:tcPr>
-            <w:tcW w:type="dxa" w:w="3249"/>
+            <w:tcW w:type="dxa" w:w="2880"/>
           </w:tcPr>
           <w:p>
+            <w:r/>
             <w:r>
               <w:rPr>
+                <w:rFonts w:ascii="Consolas" w:hAnsi="Consolas"/>
                 <w:sz w:val="18"/>
               </w:rPr>
-              <w:t>`real_joint_mae_mean_acs.csv`</w:t>
+              <w:t>real_joint_mae_mean_acs.csv</w:t>
             </w:r>
           </w:p>
         </w:tc>
@@ -3674,39 +3753,39 @@
       <w:tr>
         <w:tc>
           <w:tcPr>
-            <w:tcW w:type="dxa" w:w="3249"/>
+            <w:tcW w:type="dxa" w:w="2880"/>
           </w:tcPr>
           <w:p>
+            <w:r/>
             <w:r>
-              <w:rPr>
-                <w:sz w:val="18"/>
-              </w:rPr>
               <w:t>US country-only</w:t>
             </w:r>
           </w:p>
         </w:tc>
         <w:tc>
           <w:tcPr>
-            <w:tcW w:type="dxa" w:w="3249"/>
+            <w:tcW w:type="dxa" w:w="2880"/>
           </w:tcPr>
           <w:p>
+            <w:r/>
+            <w:r>
+              <w:t xml:space="preserve">Prev </w:t>
+            </w:r>
             <w:r>
               <w:rPr>
-                <w:sz w:val="18"/>
+                <w:b/>
               </w:rPr>
-              <w:t>Prev **0.0345**</w:t>
+              <w:t>0.0345</w:t>
             </w:r>
           </w:p>
         </w:tc>
         <w:tc>
           <w:tcPr>
-            <w:tcW w:type="dxa" w:w="3249"/>
+            <w:tcW w:type="dxa" w:w="2880"/>
           </w:tcPr>
           <w:p>
+            <w:r/>
             <w:r>
-              <w:rPr>
-                <w:sz w:val="18"/>
-              </w:rPr>
               <w:t>同上</w:t>
             </w:r>
           </w:p>
@@ -3715,39 +3794,33 @@
       <w:tr>
         <w:tc>
           <w:tcPr>
-            <w:tcW w:type="dxa" w:w="3249"/>
+            <w:tcW w:type="dxa" w:w="2880"/>
           </w:tcPr>
           <w:p>
+            <w:r/>
             <w:r>
-              <w:rPr>
-                <w:sz w:val="18"/>
-              </w:rPr>
               <w:t>Joint pooled</w:t>
             </w:r>
           </w:p>
         </w:tc>
         <w:tc>
           <w:tcPr>
-            <w:tcW w:type="dxa" w:w="3249"/>
+            <w:tcW w:type="dxa" w:w="2880"/>
           </w:tcPr>
           <w:p>
+            <w:r/>
             <w:r>
-              <w:rPr>
-                <w:sz w:val="18"/>
-              </w:rPr>
               <w:t>Prev≈0.0348（美國主導）</w:t>
             </w:r>
           </w:p>
         </w:tc>
         <w:tc>
           <w:tcPr>
-            <w:tcW w:type="dxa" w:w="3249"/>
+            <w:tcW w:type="dxa" w:w="2880"/>
           </w:tcPr>
           <w:p>
+            <w:r/>
             <w:r>
-              <w:rPr>
-                <w:sz w:val="18"/>
-              </w:rPr>
               <w:t>同上</w:t>
             </w:r>
           </w:p>
@@ -3756,39 +3829,42 @@
       <w:tr>
         <w:tc>
           <w:tcPr>
-            <w:tcW w:type="dxa" w:w="3249"/>
+            <w:tcW w:type="dxa" w:w="2880"/>
           </w:tcPr>
           <w:p>
+            <w:r/>
             <w:r>
-              <w:rPr>
-                <w:sz w:val="18"/>
-              </w:rPr>
               <w:t>Transfer US→TW</w:t>
             </w:r>
           </w:p>
         </w:tc>
         <w:tc>
           <w:tcPr>
-            <w:tcW w:type="dxa" w:w="3249"/>
+            <w:tcW w:type="dxa" w:w="2880"/>
           </w:tcPr>
           <w:p>
+            <w:r/>
+            <w:r>
+              <w:t xml:space="preserve">HGB </w:t>
+            </w:r>
             <w:r>
               <w:rPr>
-                <w:sz w:val="18"/>
+                <w:b/>
               </w:rPr>
-              <w:t>HGB **0.0690**；Ridge 0.0705</w:t>
+              <w:t>0.0690</w:t>
+            </w:r>
+            <w:r>
+              <w:t>；Ridge 0.0705</w:t>
             </w:r>
           </w:p>
         </w:tc>
         <w:tc>
           <w:tcPr>
-            <w:tcW w:type="dxa" w:w="3249"/>
+            <w:tcW w:type="dxa" w:w="2880"/>
           </w:tcPr>
           <w:p>
+            <w:r/>
             <w:r>
-              <w:rPr>
-                <w:sz w:val="18"/>
-              </w:rPr>
               <w:t>同上</w:t>
             </w:r>
           </w:p>
@@ -3797,39 +3873,33 @@
       <w:tr>
         <w:tc>
           <w:tcPr>
-            <w:tcW w:type="dxa" w:w="3249"/>
+            <w:tcW w:type="dxa" w:w="2880"/>
           </w:tcPr>
           <w:p>
+            <w:r/>
             <w:r>
-              <w:rPr>
-                <w:sz w:val="18"/>
-              </w:rPr>
               <w:t>Transfer TW→US</w:t>
             </w:r>
           </w:p>
         </w:tc>
         <w:tc>
           <w:tcPr>
-            <w:tcW w:type="dxa" w:w="3249"/>
+            <w:tcW w:type="dxa" w:w="2880"/>
           </w:tcPr>
           <w:p>
+            <w:r/>
             <w:r>
-              <w:rPr>
-                <w:sz w:val="18"/>
-              </w:rPr>
               <w:t>Ridge 0.0461（&amp;gt; US Prev）</w:t>
             </w:r>
           </w:p>
         </w:tc>
         <w:tc>
           <w:tcPr>
-            <w:tcW w:type="dxa" w:w="3249"/>
+            <w:tcW w:type="dxa" w:w="2880"/>
           </w:tcPr>
           <w:p>
+            <w:r/>
             <w:r>
-              <w:rPr>
-                <w:sz w:val="18"/>
-              </w:rPr>
               <w:t>同上</w:t>
             </w:r>
           </w:p>
@@ -3838,40 +3908,47 @@
       <w:tr>
         <w:tc>
           <w:tcPr>
-            <w:tcW w:type="dxa" w:w="3249"/>
+            <w:tcW w:type="dxa" w:w="2880"/>
           </w:tcPr>
           <w:p>
+            <w:r/>
             <w:r>
-              <w:rPr>
-                <w:sz w:val="18"/>
-              </w:rPr>
               <w:t>DA US→TW</w:t>
             </w:r>
           </w:p>
         </w:tc>
         <w:tc>
           <w:tcPr>
-            <w:tcW w:type="dxa" w:w="3249"/>
+            <w:tcW w:type="dxa" w:w="2880"/>
           </w:tcPr>
           <w:p>
+            <w:r/>
+            <w:r>
+              <w:t xml:space="preserve">MMD 0.0700 ≈ no_da 0.0705；CORAL 0.0784；DANN </w:t>
+            </w:r>
             <w:r>
               <w:rPr>
-                <w:sz w:val="18"/>
+                <w:b/>
               </w:rPr>
-              <w:t>MMD 0.0700 ≈ no_da 0.0705；CORAL 0.0784；DANN **0.118**（未贏）</w:t>
+              <w:t>0.118</w:t>
+            </w:r>
+            <w:r>
+              <w:t>（未贏）</w:t>
             </w:r>
           </w:p>
         </w:tc>
         <w:tc>
           <w:tcPr>
-            <w:tcW w:type="dxa" w:w="3249"/>
+            <w:tcW w:type="dxa" w:w="2880"/>
           </w:tcPr>
           <w:p>
+            <w:r/>
             <w:r>
               <w:rPr>
+                <w:rFonts w:ascii="Consolas" w:hAnsi="Consolas"/>
                 <w:sz w:val="18"/>
               </w:rPr>
-              <w:t>`da_transfer_mae_mean.csv`</w:t>
+              <w:t>da_transfer_mae_mean.csv</w:t>
             </w:r>
           </w:p>
         </w:tc>
@@ -3879,46 +3956,48 @@
       <w:tr>
         <w:tc>
           <w:tcPr>
-            <w:tcW w:type="dxa" w:w="3249"/>
+            <w:tcW w:type="dxa" w:w="2880"/>
           </w:tcPr>
           <w:p>
+            <w:r/>
             <w:r>
-              <w:rPr>
-                <w:sz w:val="18"/>
-              </w:rPr>
               <w:t>DA TW→US</w:t>
             </w:r>
           </w:p>
         </w:tc>
         <w:tc>
           <w:tcPr>
-            <w:tcW w:type="dxa" w:w="3249"/>
+            <w:tcW w:type="dxa" w:w="2880"/>
           </w:tcPr>
           <w:p>
+            <w:r/>
+            <w:r>
+              <w:t xml:space="preserve">no_da </w:t>
+            </w:r>
             <w:r>
               <w:rPr>
-                <w:sz w:val="18"/>
+                <w:b/>
               </w:rPr>
-              <w:t>no_da **0.0461** 最好；MMD／CORAL／DANN 更差</w:t>
+              <w:t>0.0461</w:t>
+            </w:r>
+            <w:r>
+              <w:t xml:space="preserve"> 最好；MMD／CORAL／DANN 更差</w:t>
             </w:r>
           </w:p>
         </w:tc>
         <w:tc>
           <w:tcPr>
-            <w:tcW w:type="dxa" w:w="3249"/>
+            <w:tcW w:type="dxa" w:w="2880"/>
           </w:tcPr>
           <w:p>
+            <w:r/>
             <w:r>
-              <w:rPr>
-                <w:sz w:val="18"/>
-              </w:rPr>
               <w:t>同上</w:t>
             </w:r>
           </w:p>
         </w:tc>
       </w:tr>
     </w:tbl>
-    <w:p/>
     <w:p>
       <w:r>
         <w:rPr>
@@ -3940,7 +4019,7 @@
       </w:r>
       <w:r>
         <w:rPr>
-          <w:rFonts w:ascii="Noto Sans Mono" w:hAnsi="Noto Sans Mono"/>
+          <w:rFonts w:ascii="Consolas" w:hAnsi="Consolas"/>
           <w:sz w:val="18"/>
         </w:rPr>
         <w:t>docs/美台對照_RQ3.md</w:t>
@@ -3951,7 +4030,7 @@
     </w:p>
     <w:p>
       <w:pPr>
-        <w:pStyle w:val="Heading2"/>
+        <w:pStyle w:val="Heading3"/>
       </w:pPr>
       <w:r>
         <w:t>6.3 不確定性／Conformal（RQ4）</w:t>
@@ -3993,20 +4072,24 @@
         <w:tblLook w:firstColumn="1" w:firstRow="1" w:lastColumn="0" w:lastRow="0" w:noHBand="0" w:noVBand="1" w:val="04A0"/>
       </w:tblPr>
       <w:tblGrid>
-        <w:gridCol w:w="3249"/>
-        <w:gridCol w:w="3249"/>
-        <w:gridCol w:w="3249"/>
+        <w:gridCol w:w="2880"/>
+        <w:gridCol w:w="2880"/>
+        <w:gridCol w:w="2880"/>
       </w:tblGrid>
       <w:tr>
         <w:tc>
           <w:tcPr>
-            <w:tcW w:type="dxa" w:w="3249"/>
+            <w:tcW w:type="dxa" w:w="2880"/>
           </w:tcPr>
           <w:p>
             <w:r>
               <w:rPr>
                 <w:b/>
-                <w:sz w:val="18"/>
+              </w:rPr>
+            </w:r>
+            <w:r>
+              <w:rPr>
+                <w:b/>
               </w:rPr>
               <w:t>實驗</w:t>
             </w:r>
@@ -4014,13 +4097,17 @@
         </w:tc>
         <w:tc>
           <w:tcPr>
-            <w:tcW w:type="dxa" w:w="3249"/>
+            <w:tcW w:type="dxa" w:w="2880"/>
           </w:tcPr>
           <w:p>
             <w:r>
               <w:rPr>
                 <w:b/>
-                <w:sz w:val="18"/>
+              </w:rPr>
+            </w:r>
+            <w:r>
+              <w:rPr>
+                <w:b/>
               </w:rPr>
               <w:t>關鍵數字</w:t>
             </w:r>
@@ -4028,13 +4115,17 @@
         </w:tc>
         <w:tc>
           <w:tcPr>
-            <w:tcW w:type="dxa" w:w="3249"/>
+            <w:tcW w:type="dxa" w:w="2880"/>
           </w:tcPr>
           <w:p>
             <w:r>
               <w:rPr>
                 <w:b/>
-                <w:sz w:val="18"/>
+              </w:rPr>
+            </w:r>
+            <w:r>
+              <w:rPr>
+                <w:b/>
               </w:rPr>
               <w:t>來源</w:t>
             </w:r>
@@ -4044,40 +4135,47 @@
       <w:tr>
         <w:tc>
           <w:tcPr>
-            <w:tcW w:type="dxa" w:w="3249"/>
+            <w:tcW w:type="dxa" w:w="2880"/>
           </w:tcPr>
           <w:p>
+            <w:r/>
             <w:r>
-              <w:rPr>
-                <w:sz w:val="18"/>
-              </w:rPr>
               <w:t>US Core 平均</w:t>
             </w:r>
           </w:p>
         </w:tc>
         <w:tc>
           <w:tcPr>
-            <w:tcW w:type="dxa" w:w="3249"/>
+            <w:tcW w:type="dxa" w:w="2880"/>
           </w:tcPr>
           <w:p>
+            <w:r/>
+            <w:r>
+              <w:t xml:space="preserve">Ridge 覆蓋 </w:t>
+            </w:r>
             <w:r>
               <w:rPr>
-                <w:sz w:val="18"/>
+                <w:b/>
               </w:rPr>
-              <w:t>Ridge 覆蓋 **0.910**／寬度 0.221；Prev 覆蓋 0.834／寬度 0.157</w:t>
+              <w:t>0.910</w:t>
+            </w:r>
+            <w:r>
+              <w:t>／寬度 0.221；Prev 覆蓋 0.834／寬度 0.157</w:t>
             </w:r>
           </w:p>
         </w:tc>
         <w:tc>
           <w:tcPr>
-            <w:tcW w:type="dxa" w:w="3249"/>
+            <w:tcW w:type="dxa" w:w="2880"/>
           </w:tcPr>
           <w:p>
+            <w:r/>
             <w:r>
               <w:rPr>
+                <w:rFonts w:ascii="Consolas" w:hAnsi="Consolas"/>
                 <w:sz w:val="18"/>
               </w:rPr>
-              <w:t>`fyp_us_core/results/conformal_coverage_summary.csv`</w:t>
+              <w:t>fyp_us_core/results/conformal_coverage_summary.csv</w:t>
             </w:r>
           </w:p>
         </w:tc>
@@ -4085,40 +4183,47 @@
       <w:tr>
         <w:tc>
           <w:tcPr>
-            <w:tcW w:type="dxa" w:w="3249"/>
+            <w:tcW w:type="dxa" w:w="2880"/>
           </w:tcPr>
           <w:p>
+            <w:r/>
             <w:r>
-              <w:rPr>
-                <w:sz w:val="18"/>
-              </w:rPr>
               <w:t>US 按年</w:t>
             </w:r>
           </w:p>
         </w:tc>
         <w:tc>
           <w:tcPr>
-            <w:tcW w:type="dxa" w:w="3249"/>
+            <w:tcW w:type="dxa" w:w="2880"/>
           </w:tcPr>
           <w:p>
+            <w:r/>
+            <w:r>
+              <w:t xml:space="preserve">2016 Prev 覆蓋僅 </w:t>
+            </w:r>
             <w:r>
               <w:rPr>
-                <w:sz w:val="18"/>
+                <w:b/>
               </w:rPr>
-              <w:t>2016 Prev 覆蓋僅 **0.581**（欠覆蓋）；2020 ≈0.996（過覆蓋）；2024≈0.93</w:t>
+              <w:t>0.581</w:t>
+            </w:r>
+            <w:r>
+              <w:t>（欠覆蓋）；2020 ≈0.996（過覆蓋）；2024≈0.93</w:t>
             </w:r>
           </w:p>
         </w:tc>
         <w:tc>
           <w:tcPr>
-            <w:tcW w:type="dxa" w:w="3249"/>
+            <w:tcW w:type="dxa" w:w="2880"/>
           </w:tcPr>
           <w:p>
+            <w:r/>
             <w:r>
               <w:rPr>
+                <w:rFonts w:ascii="Consolas" w:hAnsi="Consolas"/>
                 <w:sz w:val="18"/>
               </w:rPr>
-              <w:t>`conformal_coverage_by_year.csv`</w:t>
+              <w:t>conformal_coverage_by_year.csv</w:t>
             </w:r>
           </w:p>
         </w:tc>
@@ -4126,40 +4231,53 @@
       <w:tr>
         <w:tc>
           <w:tcPr>
-            <w:tcW w:type="dxa" w:w="3249"/>
+            <w:tcW w:type="dxa" w:w="2880"/>
           </w:tcPr>
           <w:p>
+            <w:r/>
             <w:r>
-              <w:rPr>
-                <w:sz w:val="18"/>
-              </w:rPr>
               <w:t>TW 協議 A（electoral）</w:t>
             </w:r>
           </w:p>
         </w:tc>
         <w:tc>
           <w:tcPr>
-            <w:tcW w:type="dxa" w:w="3249"/>
+            <w:tcW w:type="dxa" w:w="2880"/>
           </w:tcPr>
           <w:p>
+            <w:r/>
+            <w:r>
+              <w:t xml:space="preserve">2020→2024：Ridge 覆蓋 1.0 但寬度 </w:t>
+            </w:r>
             <w:r>
               <w:rPr>
-                <w:sz w:val="18"/>
+                <w:b/>
               </w:rPr>
-              <w:t>2020→2024：Ridge 覆蓋 1.0 但寬度 **≈1.02**（無用）；RF 覆蓋僅 **0.273**</w:t>
+              <w:t>≈1.02</w:t>
+            </w:r>
+            <w:r>
+              <w:t xml:space="preserve">（無用）；RF 覆蓋僅 </w:t>
+            </w:r>
+            <w:r>
+              <w:rPr>
+                <w:b/>
+              </w:rPr>
+              <w:t>0.273</w:t>
             </w:r>
           </w:p>
         </w:tc>
         <w:tc>
           <w:tcPr>
-            <w:tcW w:type="dxa" w:w="3249"/>
+            <w:tcW w:type="dxa" w:w="2880"/>
           </w:tcPr>
           <w:p>
+            <w:r/>
             <w:r>
               <w:rPr>
+                <w:rFonts w:ascii="Consolas" w:hAnsi="Consolas"/>
                 <w:sz w:val="18"/>
               </w:rPr>
-              <w:t>`analysis/conformal_rq4_improved/conformal_protocols_summary.csv`</w:t>
+              <w:t>analysis/conformal_rq4_improved/conformal_protocols_summary.csv</w:t>
             </w:r>
           </w:p>
         </w:tc>
@@ -4167,46 +4285,52 @@
       <w:tr>
         <w:tc>
           <w:tcPr>
-            <w:tcW w:type="dxa" w:w="3249"/>
+            <w:tcW w:type="dxa" w:w="2880"/>
           </w:tcPr>
           <w:p>
+            <w:r/>
             <w:r>
-              <w:rPr>
-                <w:sz w:val="18"/>
-              </w:rPr>
               <w:t>TW 舊單點 2024</w:t>
             </w:r>
           </w:p>
         </w:tc>
         <w:tc>
           <w:tcPr>
-            <w:tcW w:type="dxa" w:w="3249"/>
+            <w:tcW w:type="dxa" w:w="2880"/>
           </w:tcPr>
           <w:p>
+            <w:r/>
+            <w:r>
+              <w:t>覆蓋 ≈</w:t>
+            </w:r>
             <w:r>
               <w:rPr>
-                <w:sz w:val="18"/>
+                <w:b/>
               </w:rPr>
-              <w:t>覆蓋 ≈**0.008**（目標 0.90）</w:t>
+              <w:t>0.008</w:t>
+            </w:r>
+            <w:r>
+              <w:t>（目標 0.90）</w:t>
             </w:r>
           </w:p>
         </w:tc>
         <w:tc>
           <w:tcPr>
-            <w:tcW w:type="dxa" w:w="3249"/>
+            <w:tcW w:type="dxa" w:w="2880"/>
           </w:tcPr>
           <w:p>
+            <w:r/>
             <w:r>
               <w:rPr>
+                <w:rFonts w:ascii="Consolas" w:hAnsi="Consolas"/>
                 <w:sz w:val="18"/>
               </w:rPr>
-              <w:t>`fyp_taiwan/conformal_meta_2024.json`</w:t>
+              <w:t>fyp_taiwan/conformal_meta_2024.json</w:t>
             </w:r>
           </w:p>
         </w:tc>
       </w:tr>
     </w:tbl>
-    <w:p/>
     <w:p>
       <w:r>
         <w:rPr>
@@ -4228,8 +4352,13 @@
       </w:r>
     </w:p>
     <w:p>
+      <w:r>
+        <w:t>---</w:t>
+      </w:r>
+    </w:p>
+    <w:p>
       <w:pPr>
-        <w:pStyle w:val="Heading1"/>
+        <w:pStyle w:val="Heading2"/>
       </w:pPr>
       <w:r>
         <w:t>7. 限制</w:t>
@@ -4250,7 +4379,7 @@
       </w:r>
       <w:r>
         <w:rPr>
-          <w:rFonts w:ascii="Noto Sans Mono" w:hAnsi="Noto Sans Mono"/>
+          <w:rFonts w:ascii="Consolas" w:hAnsi="Consolas"/>
           <w:sz w:val="18"/>
         </w:rPr>
         <w:t>docs/申請資料未取得時之報告說明.md</w:t>
@@ -4323,7 +4452,7 @@
         <w:rPr>
           <w:b/>
         </w:rPr>
-        <w:t>Family A 鎖定：</w:t>
+        <w:t>Core specification 鎖定：</w:t>
       </w:r>
       <w:r>
         <w:t xml:space="preserve"> 本輪因素表為 Extension 分析，</w:t>
@@ -4339,8 +4468,13 @@
       </w:r>
     </w:p>
     <w:p>
+      <w:r>
+        <w:t>---</w:t>
+      </w:r>
+    </w:p>
+    <w:p>
       <w:pPr>
-        <w:pStyle w:val="Heading1"/>
+        <w:pStyle w:val="Heading2"/>
       </w:pPr>
       <w:r>
         <w:t>8. 下一步與交付</w:t>
@@ -4362,7 +4496,7 @@
         <w:pStyle w:val="ListBullet"/>
       </w:pPr>
       <w:r>
-        <w:t>維持預測線＝歷史＋公開基本面；解釋線繼續用文獻＋PROXY。</w:t>
+        <w:t xml:space="preserve">維持預測線＝歷史＋公開基本面；解釋線繼續用文獻＋PROXY。  </w:t>
       </w:r>
     </w:p>
     <w:p>
@@ -4370,7 +4504,7 @@
         <w:pStyle w:val="ListBullet"/>
       </w:pPr>
       <w:r>
-        <w:t>若老師要求加深「經濟」：可擴充縣市所得／失業覆蓋與全國 CCI／薪資 PROXY 的敏感度表（仍標 Extension）。</w:t>
+        <w:t xml:space="preserve">若老師要求加深「經濟」：可擴充縣市所得／失業覆蓋與全國 CCI／薪資 PROXY 的敏感度表（仍標 Extension）。  </w:t>
       </w:r>
     </w:p>
     <w:p>
@@ -4378,7 +4512,7 @@
         <w:pStyle w:val="ListBullet"/>
       </w:pPr>
       <w:r>
-        <w:t>媒體：僅在可重現、標明 n 的前提下做描述更新；不強行入 Family A。</w:t>
+        <w:t xml:space="preserve">媒體：僅在可重現、標明 n 的前提下做描述更新；不強行入 Core specification。  </w:t>
       </w:r>
     </w:p>
     <w:p>
@@ -4390,7 +4524,7 @@
       </w:r>
       <w:r>
         <w:rPr>
-          <w:rFonts w:ascii="Noto Sans Mono" w:hAnsi="Noto Sans Mono"/>
+          <w:rFonts w:ascii="Consolas" w:hAnsi="Consolas"/>
           <w:sz w:val="18"/>
         </w:rPr>
         <w:t>RQ2_RQ3_RQ4_誠實框住.md</w:t>
@@ -4419,13 +4553,13 @@
       </w:r>
       <w:r>
         <w:rPr>
-          <w:rFonts w:ascii="Noto Sans Mono" w:hAnsi="Noto Sans Mono"/>
+          <w:rFonts w:ascii="Consolas" w:hAnsi="Consolas"/>
           <w:sz w:val="18"/>
         </w:rPr>
         <w:t>docs/老師說明報告.md</w:t>
       </w:r>
       <w:r>
-        <w:t>（另產 docx／pdf）</w:t>
+        <w:t xml:space="preserve">（另產 docx／pdf）  </w:t>
       </w:r>
     </w:p>
     <w:p>
@@ -4437,10 +4571,13 @@
       </w:r>
       <w:r>
         <w:rPr>
-          <w:rFonts w:ascii="Noto Sans Mono" w:hAnsi="Noto Sans Mono"/>
+          <w:rFonts w:ascii="Consolas" w:hAnsi="Consolas"/>
           <w:sz w:val="18"/>
         </w:rPr>
         <w:t>results/factor_importance_edu_econ_media/</w:t>
+      </w:r>
+      <w:r>
+        <w:t xml:space="preserve">  </w:t>
       </w:r>
     </w:p>
     <w:p>
@@ -4452,10 +4589,13 @@
       </w:r>
       <w:r>
         <w:rPr>
-          <w:rFonts w:ascii="Noto Sans Mono" w:hAnsi="Noto Sans Mono"/>
+          <w:rFonts w:ascii="Consolas" w:hAnsi="Consolas"/>
           <w:sz w:val="18"/>
         </w:rPr>
         <w:t>results/family_a_county_presidential/</w:t>
+      </w:r>
+      <w:r>
+        <w:t xml:space="preserve">  </w:t>
       </w:r>
     </w:p>
     <w:p>
@@ -4467,7 +4607,7 @@
       </w:r>
       <w:r>
         <w:rPr>
-          <w:rFonts w:ascii="Noto Sans Mono" w:hAnsi="Noto Sans Mono"/>
+          <w:rFonts w:ascii="Consolas" w:hAnsi="Consolas"/>
           <w:sz w:val="18"/>
         </w:rPr>
         <w:t>docs/文獻脈絡路線.md</w:t>
@@ -4477,7 +4617,7 @@
       </w:r>
       <w:r>
         <w:rPr>
-          <w:rFonts w:ascii="Noto Sans Mono" w:hAnsi="Noto Sans Mono"/>
+          <w:rFonts w:ascii="Consolas" w:hAnsi="Consolas"/>
           <w:sz w:val="18"/>
         </w:rPr>
         <w:t>docs/專家研究論文參考.md</w:t>
@@ -4487,10 +4627,13 @@
       </w:r>
       <w:r>
         <w:rPr>
-          <w:rFonts w:ascii="Noto Sans Mono" w:hAnsi="Noto Sans Mono"/>
+          <w:rFonts w:ascii="Consolas" w:hAnsi="Consolas"/>
           <w:sz w:val="18"/>
         </w:rPr>
         <w:t>docs/論文方法與資料來源對照.md</w:t>
+      </w:r>
+      <w:r>
+        <w:t xml:space="preserve">  </w:t>
       </w:r>
     </w:p>
     <w:p>
@@ -4502,10 +4645,13 @@
       </w:r>
       <w:r>
         <w:rPr>
-          <w:rFonts w:ascii="Noto Sans Mono" w:hAnsi="Noto Sans Mono"/>
+          <w:rFonts w:ascii="Consolas" w:hAnsi="Consolas"/>
           <w:sz w:val="18"/>
         </w:rPr>
         <w:t>docs/RQ2_RQ3_RQ4_誠實框住.md</w:t>
+      </w:r>
+      <w:r>
+        <w:t xml:space="preserve">  </w:t>
       </w:r>
     </w:p>
     <w:p>
@@ -4517,7 +4663,7 @@
       </w:r>
       <w:r>
         <w:rPr>
-          <w:rFonts w:ascii="Noto Sans Mono" w:hAnsi="Noto Sans Mono"/>
+          <w:rFonts w:ascii="Consolas" w:hAnsi="Consolas"/>
           <w:sz w:val="18"/>
         </w:rPr>
         <w:t>docs/GUIDE_COMPLETION_STATUS.md</w:t>
@@ -4531,17 +4677,22 @@
     <w:p>
       <w:r>
         <w:rPr>
-          <w:rFonts w:ascii="Noto Sans Mono" w:hAnsi="Noto Sans Mono"/>
-          <w:sz w:val="16"/>
+          <w:rFonts w:ascii="Consolas" w:hAnsi="Consolas"/>
+          <w:sz w:val="18"/>
         </w:rPr>
         <w:t>python scripts/factor_importance_edu_econ_media.py</w:t>
         <w:br/>
-        <w:t>python scripts/taiwan_core_backtest.py   # 家族 A（主數字應不變）</w:t>
+        <w:t>python scripts/taiwan_core_backtest.py   # 核心設定（主數字應不變）</w:t>
+      </w:r>
+    </w:p>
+    <w:p>
+      <w:r>
+        <w:t>---</w:t>
       </w:r>
     </w:p>
     <w:p>
       <w:pPr>
-        <w:pStyle w:val="Heading1"/>
+        <w:pStyle w:val="Heading2"/>
       </w:pPr>
       <w:r>
         <w:t>參考文獻（本報告實際引用；不捏造）</w:t>
@@ -4552,7 +4703,7 @@
         <w:pStyle w:val="ListBullet"/>
       </w:pPr>
       <w:r>
-        <w:t>Abramowitz, A. I. Time-for-Change 模型系列（*PS: Political Science &amp; Politics* 等多屆；Crystal Ball 說明頁）。</w:t>
+        <w:t xml:space="preserve">Abramowitz, A. I. Time-for-Change 模型系列（*PS: Political Science &amp; Politics* 等多屆；Crystal Ball 說明頁）。  </w:t>
       </w:r>
     </w:p>
     <w:p>
@@ -4560,7 +4711,7 @@
         <w:pStyle w:val="ListBullet"/>
       </w:pPr>
       <w:r>
-        <w:t>Achen, C. H., &amp; Wang, T. Y. (Eds.). *The Taiwan Voter*.</w:t>
+        <w:t xml:space="preserve">Achen, C. H., &amp; Wang, T. Y. (Eds.). *The Taiwan Voter*.  </w:t>
       </w:r>
     </w:p>
     <w:p>
@@ -4568,7 +4719,7 @@
         <w:pStyle w:val="ListBullet"/>
       </w:pPr>
       <w:r>
-        <w:t>Batto, N. F. (2019). Cleavage structure and the demise of a once-dominant party… *Asian Journal of Comparative Politics*. https://doi.org/10.1177/2057891118788202</w:t>
+        <w:t xml:space="preserve">Batto, N. F. (2019). Cleavage structure and the demise of a once-dominant party… *Asian Journal of Comparative Politics*. https://doi.org/10.1177/2057891118788202  </w:t>
       </w:r>
     </w:p>
     <w:p>
@@ -4576,7 +4727,7 @@
         <w:pStyle w:val="ListBullet"/>
       </w:pPr>
       <w:r>
-        <w:t>Brito, K., et al. (2021). Social media and election prediction… *IEEE Transactions on Computational Social Systems*. https://doi.org/10.1109/tcss.2021.3063660</w:t>
+        <w:t xml:space="preserve">Brito, K., et al. (2021). Social media and election prediction… *IEEE Transactions on Computational Social Systems*. https://doi.org/10.1109/tcss.2021.3063660  </w:t>
       </w:r>
     </w:p>
     <w:p>
@@ -4584,7 +4735,7 @@
         <w:pStyle w:val="ListBullet"/>
       </w:pPr>
       <w:r>
-        <w:t>Erikson, R. S., &amp; Wlezien, C. *The Timeline of Presidential Elections*. University of Chicago Press.（及相關 *Journal of Politics* 時間線論文）</w:t>
+        <w:t xml:space="preserve">Erikson, R. S., &amp; Wlezien, C. *The Timeline of Presidential Elections*. University of Chicago Press.（及相關 *Journal of Politics* 時間線論文）  </w:t>
       </w:r>
     </w:p>
     <w:p>
@@ -4592,7 +4743,7 @@
         <w:pStyle w:val="ListBullet"/>
       </w:pPr>
       <w:r>
-        <w:t>Graefe, A. Predicting elections: Experts, polls, and fundamentals. *Judgment and Decision Making*.</w:t>
+        <w:t xml:space="preserve">Graefe, A. Predicting elections: Experts, polls, and fundamentals. *Judgment and Decision Making*.  </w:t>
       </w:r>
     </w:p>
     <w:p>
@@ -4600,7 +4751,7 @@
         <w:pStyle w:val="ListBullet"/>
       </w:pPr>
       <w:r>
-        <w:t>Leigh, A., &amp; Wolfers, J. NBER Working Paper 12053. https://doi.org/10.3386/w12053</w:t>
+        <w:t xml:space="preserve">Leigh, A., &amp; Wolfers, J. NBER Working Paper 12053. https://doi.org/10.3386/w12053  </w:t>
       </w:r>
     </w:p>
     <w:p>
@@ -4608,7 +4759,7 @@
         <w:pStyle w:val="ListBullet"/>
       </w:pPr>
       <w:r>
-        <w:t>Linzer, D. A. (2013). Dynamic Bayesian forecasting of presidential elections in the states. *Journal of the American Statistical Association*. https://doi.org/10.1080/01621459.2012.737735</w:t>
+        <w:t xml:space="preserve">Linzer, D. A. (2013). Dynamic Bayesian forecasting of presidential elections in the states. *Journal of the American Statistical Association*. https://doi.org/10.1080/01621459.2012.737735  </w:t>
       </w:r>
     </w:p>
     <w:p>
@@ -4616,7 +4767,7 @@
         <w:pStyle w:val="ListBullet"/>
       </w:pPr>
       <w:r>
-        <w:t>Ogasawara, Y.（小笠原欣幸）（2019）.《台湾総統選挙》。晃洋書房；及《日本台湾学会報》選舉分析文。</w:t>
+        <w:t xml:space="preserve">Ogasawara, Y.（小笠原欣幸）（2019）.《台湾総統選挙》。晃洋書房；及《日本台湾学会報》選舉分析文。  </w:t>
       </w:r>
     </w:p>
     <w:p>
@@ -4624,7 +4775,7 @@
         <w:pStyle w:val="ListBullet"/>
       </w:pPr>
       <w:r>
-        <w:t>Assessing ideologies in a historically ethnoterritorial context… *Political Science*. https://doi.org/10.1080/00323187.2019.1601021</w:t>
+        <w:t xml:space="preserve">Assessing ideologies in a historically ethnoterritorial context… *Political Science*. https://doi.org/10.1080/00323187.2019.1601021  </w:t>
       </w:r>
     </w:p>
     <w:p>
@@ -4632,7 +4783,7 @@
         <w:pStyle w:val="ListBullet"/>
       </w:pPr>
       <w:r>
-        <w:t>Contextual effects… Taiwan. https://doi.org/10.1080/02185377.2015.1073602</w:t>
+        <w:t xml:space="preserve">Contextual effects… Taiwan. https://doi.org/10.1080/02185377.2015.1073602  </w:t>
       </w:r>
     </w:p>
     <w:p>
@@ -4641,7 +4792,7 @@
       </w:r>
       <w:r>
         <w:rPr>
-          <w:rFonts w:ascii="Noto Sans Mono" w:hAnsi="Noto Sans Mono"/>
+          <w:rFonts w:ascii="Consolas" w:hAnsi="Consolas"/>
           <w:sz w:val="18"/>
         </w:rPr>
         <w:t>docs/專家研究論文參考.md</w:t>
@@ -4651,7 +4802,7 @@
       </w:r>
       <w:r>
         <w:rPr>
-          <w:rFonts w:ascii="Noto Sans Mono" w:hAnsi="Noto Sans Mono"/>
+          <w:rFonts w:ascii="Consolas" w:hAnsi="Consolas"/>
           <w:sz w:val="18"/>
         </w:rPr>
         <w:t>docs/論文方法與資料來源對照.md</w:t>
@@ -4662,12 +4813,17 @@
     </w:p>
     <w:p>
       <w:r>
-        <w:t>*主結果以家族 A／US Core 定稿表為準。Importance／ΔMAE＝model dependence，非因果。Oracle／洩漏診斷不計正式勝利。*</w:t>
+        <w:t>---</w:t>
+      </w:r>
+    </w:p>
+    <w:p>
+      <w:r>
+        <w:t>*主結果以核心設定／US Core 定稿表為準。Importance／ΔMAE＝model dependence，非因果。Oracle／洩漏診斷不計正式勝利。*</w:t>
       </w:r>
     </w:p>
     <w:sectPr>
       <w:pgSz w:w="12240" w:h="15840"/>
-      <w:pgMar w:top="1134" w:right="1247" w:bottom="1134" w:left="1247" w:header="720" w:footer="720" w:gutter="0"/>
+      <w:pgMar w:top="1440" w:right="1800" w:bottom="1440" w:left="1800" w:header="720" w:footer="720" w:gutter="0"/>
       <w:cols w:space="720"/>
       <w:docGrid w:linePitch="360"/>
     </w:sectPr>
@@ -5039,7 +5195,7 @@
     <w:qFormat/>
     <w:rsid w:val="00FC693F"/>
     <w:rPr>
-      <w:rFonts w:ascii="Noto Sans CJK TC" w:hAnsi="Noto Sans CJK TC"/>
+      <w:rFonts w:ascii="Microsoft JhengHei" w:hAnsi="Microsoft JhengHei"/>
       <w:sz w:val="22"/>
     </w:rPr>
   </w:style>
